--- a/docs/功能冻结清单-10-05.docx
+++ b/docs/功能冻结清单-10-05.docx
@@ -380,7 +380,421 @@
           <w:color w:val="2F5496"/>
           <w:sz w:val="24"/>
         </w:rPr>
-        <w:t>1.1 页面（15 页 = 板块页 11 + 全局页 4）</w:t>
+        <w:t>1.1 页面（分两阶段：10-09 交 13 页，10-23 终版 24 页）</w:t>
+      </w:r>
+    </w:p>
+    <w:p>
+      <w:pPr>
+        <w:spacing w:before="80" w:after="40" w:line="293" w:lineRule="auto"/>
+        <w:ind w:left="238"/>
+        <w:pBdr>
+          <w:left w:val="single" w:sz="18" w:space="6" w:color="4472C4"/>
+        </w:pBdr>
+        <w:shd w:val="clear" w:color="auto" w:fill="F7F9FC"/>
+      </w:pPr>
+      <w:r>
+        <w:rPr>
+          <w:rFonts w:ascii="SimSun" w:hAnsi="SimSun" w:eastAsia="宋体"/>
+          <w:b/>
+          <w:i w:val="0"/>
+          <w:sz w:val="20"/>
+        </w:rPr>
+        <w:t>⚠️ 2026-10-05 修正</w:t>
+      </w:r>
+      <w:r>
+        <w:rPr>
+          <w:rFonts w:ascii="SimSun" w:hAnsi="SimSun" w:eastAsia="宋体"/>
+          <w:b w:val="0"/>
+          <w:i w:val="0"/>
+          <w:sz w:val="20"/>
+        </w:rPr>
+        <w:t>：本清单上一版写"15 页"，</w:t>
+      </w:r>
+      <w:r>
+        <w:rPr>
+          <w:rFonts w:ascii="SimSun" w:hAnsi="SimSun" w:eastAsia="宋体"/>
+          <w:b/>
+          <w:i w:val="0"/>
+          <w:sz w:val="20"/>
+        </w:rPr>
+        <w:t>那是错的</w:t>
+      </w:r>
+      <w:r>
+        <w:rPr>
+          <w:rFonts w:ascii="SimSun" w:hAnsi="SimSun" w:eastAsia="宋体"/>
+          <w:b w:val="0"/>
+          <w:i w:val="0"/>
+          <w:sz w:val="20"/>
+        </w:rPr>
+        <w:t>。</w:t>
+      </w:r>
+    </w:p>
+    <w:p>
+      <w:pPr>
+        <w:spacing w:before="0" w:after="40" w:line="293" w:lineRule="auto"/>
+        <w:ind w:left="238"/>
+        <w:pBdr>
+          <w:left w:val="single" w:sz="18" w:space="6" w:color="4472C4"/>
+        </w:pBdr>
+        <w:shd w:val="clear" w:color="auto" w:fill="F7F9FC"/>
+      </w:pPr>
+      <w:r>
+        <w:rPr>
+          <w:rFonts w:ascii="SimSun" w:hAnsi="SimSun" w:eastAsia="宋体"/>
+          <w:b w:val="0"/>
+          <w:i w:val="0"/>
+          <w:sz w:val="20"/>
+        </w:rPr>
+        <w:t>项目里存在</w:t>
+      </w:r>
+      <w:r>
+        <w:rPr>
+          <w:rFonts w:ascii="SimSun" w:hAnsi="SimSun" w:eastAsia="宋体"/>
+          <w:b/>
+          <w:i w:val="0"/>
+          <w:sz w:val="20"/>
+        </w:rPr>
+        <w:t>两份互相矛盾的页面清单</w:t>
+      </w:r>
+      <w:r>
+        <w:rPr>
+          <w:rFonts w:ascii="SimSun" w:hAnsi="SimSun" w:eastAsia="宋体"/>
+          <w:b w:val="0"/>
+          <w:i w:val="0"/>
+          <w:sz w:val="20"/>
+        </w:rPr>
+        <w:t>：</w:t>
+      </w:r>
+    </w:p>
+    <w:p>
+      <w:pPr>
+        <w:spacing w:before="0" w:after="40" w:line="293" w:lineRule="auto"/>
+        <w:ind w:left="238"/>
+        <w:pBdr>
+          <w:left w:val="single" w:sz="18" w:space="6" w:color="4472C4"/>
+        </w:pBdr>
+        <w:shd w:val="clear" w:color="auto" w:fill="F7F9FC"/>
+      </w:pPr>
+      <w:r>
+        <w:rPr>
+          <w:rFonts w:ascii="SimSun" w:hAnsi="SimSun" w:eastAsia="宋体"/>
+          <w:b w:val="0"/>
+          <w:i w:val="0"/>
+          <w:sz w:val="20"/>
+        </w:rPr>
+        <w:t>| 文档 | 日期 | 页数 |</w:t>
+      </w:r>
+    </w:p>
+    <w:p>
+      <w:pPr>
+        <w:spacing w:before="0" w:after="40" w:line="293" w:lineRule="auto"/>
+        <w:ind w:left="238"/>
+        <w:pBdr>
+          <w:left w:val="single" w:sz="18" w:space="6" w:color="4472C4"/>
+        </w:pBdr>
+        <w:shd w:val="clear" w:color="auto" w:fill="F7F9FC"/>
+      </w:pPr>
+      <w:r>
+        <w:rPr>
+          <w:rFonts w:ascii="SimSun" w:hAnsi="SimSun" w:eastAsia="宋体"/>
+          <w:b w:val="0"/>
+          <w:i w:val="0"/>
+          <w:sz w:val="20"/>
+        </w:rPr>
+        <w:t>|---|---|---|</w:t>
+      </w:r>
+    </w:p>
+    <w:p>
+      <w:pPr>
+        <w:spacing w:before="0" w:after="40" w:line="293" w:lineRule="auto"/>
+        <w:ind w:left="238"/>
+        <w:pBdr>
+          <w:left w:val="single" w:sz="18" w:space="6" w:color="4472C4"/>
+        </w:pBdr>
+        <w:shd w:val="clear" w:color="auto" w:fill="F7F9FC"/>
+      </w:pPr>
+      <w:r>
+        <w:rPr>
+          <w:rFonts w:ascii="SimSun" w:hAnsi="SimSun" w:eastAsia="宋体"/>
+          <w:b w:val="0"/>
+          <w:i w:val="0"/>
+          <w:sz w:val="20"/>
+        </w:rPr>
+        <w:t xml:space="preserve">| </w:t>
+      </w:r>
+      <w:r>
+        <w:rPr>
+          <w:rFonts w:ascii="Consolas" w:hAnsi="Consolas" w:eastAsia="Consolas"/>
+          <w:b w:val="0"/>
+          <w:i w:val="0"/>
+          <w:color w:val="C0392B"/>
+          <w:sz w:val="19"/>
+        </w:rPr>
+        <w:t>前端骨架规范.md</w:t>
+      </w:r>
+      <w:r>
+        <w:rPr>
+          <w:rFonts w:ascii="SimSun" w:hAnsi="SimSun" w:eastAsia="宋体"/>
+          <w:b w:val="0"/>
+          <w:i w:val="0"/>
+          <w:sz w:val="20"/>
+        </w:rPr>
+        <w:t xml:space="preserve"> | 10-02 </w:t>
+      </w:r>
+      <w:r>
+        <w:rPr>
+          <w:rFonts w:ascii="SimSun" w:hAnsi="SimSun" w:eastAsia="宋体"/>
+          <w:b/>
+          <w:i w:val="0"/>
+          <w:sz w:val="20"/>
+        </w:rPr>
+        <w:t>22:15</w:t>
+      </w:r>
+      <w:r>
+        <w:rPr>
+          <w:rFonts w:ascii="SimSun" w:hAnsi="SimSun" w:eastAsia="宋体"/>
+          <w:b w:val="0"/>
+          <w:i w:val="0"/>
+          <w:sz w:val="20"/>
+        </w:rPr>
+        <w:t xml:space="preserve">（较新） | </w:t>
+      </w:r>
+      <w:r>
+        <w:rPr>
+          <w:rFonts w:ascii="SimSun" w:hAnsi="SimSun" w:eastAsia="宋体"/>
+          <w:b/>
+          <w:i w:val="0"/>
+          <w:sz w:val="20"/>
+        </w:rPr>
+        <w:t>18 页</w:t>
+      </w:r>
+      <w:r>
+        <w:rPr>
+          <w:rFonts w:ascii="SimSun" w:hAnsi="SimSun" w:eastAsia="宋体"/>
+          <w:b w:val="0"/>
+          <w:i w:val="0"/>
+          <w:sz w:val="20"/>
+        </w:rPr>
+        <w:t xml:space="preserve"> |</w:t>
+      </w:r>
+    </w:p>
+    <w:p>
+      <w:pPr>
+        <w:spacing w:before="0" w:after="40" w:line="293" w:lineRule="auto"/>
+        <w:ind w:left="238"/>
+        <w:pBdr>
+          <w:left w:val="single" w:sz="18" w:space="6" w:color="4472C4"/>
+        </w:pBdr>
+        <w:shd w:val="clear" w:color="auto" w:fill="F7F9FC"/>
+      </w:pPr>
+      <w:r>
+        <w:rPr>
+          <w:rFonts w:ascii="SimSun" w:hAnsi="SimSun" w:eastAsia="宋体"/>
+          <w:b w:val="0"/>
+          <w:i w:val="0"/>
+          <w:sz w:val="20"/>
+        </w:rPr>
+        <w:t xml:space="preserve">| </w:t>
+      </w:r>
+      <w:r>
+        <w:rPr>
+          <w:rFonts w:ascii="Consolas" w:hAnsi="Consolas" w:eastAsia="Consolas"/>
+          <w:b w:val="0"/>
+          <w:i w:val="0"/>
+          <w:color w:val="C0392B"/>
+          <w:sz w:val="19"/>
+        </w:rPr>
+        <w:t>菜单结构与页面清单.md</w:t>
+      </w:r>
+      <w:r>
+        <w:rPr>
+          <w:rFonts w:ascii="SimSun" w:hAnsi="SimSun" w:eastAsia="宋体"/>
+          <w:b w:val="0"/>
+          <w:i w:val="0"/>
+          <w:sz w:val="20"/>
+        </w:rPr>
+        <w:t xml:space="preserve"> | 10-02 </w:t>
+      </w:r>
+      <w:r>
+        <w:rPr>
+          <w:rFonts w:ascii="SimSun" w:hAnsi="SimSun" w:eastAsia="宋体"/>
+          <w:b/>
+          <w:i w:val="0"/>
+          <w:sz w:val="20"/>
+        </w:rPr>
+        <w:t>16:36</w:t>
+      </w:r>
+      <w:r>
+        <w:rPr>
+          <w:rFonts w:ascii="SimSun" w:hAnsi="SimSun" w:eastAsia="宋体"/>
+          <w:b w:val="0"/>
+          <w:i w:val="0"/>
+          <w:sz w:val="20"/>
+        </w:rPr>
+        <w:t xml:space="preserve"> | </w:t>
+      </w:r>
+      <w:r>
+        <w:rPr>
+          <w:rFonts w:ascii="SimSun" w:hAnsi="SimSun" w:eastAsia="宋体"/>
+          <w:b/>
+          <w:i w:val="0"/>
+          <w:sz w:val="20"/>
+        </w:rPr>
+        <w:t>11 页</w:t>
+      </w:r>
+      <w:r>
+        <w:rPr>
+          <w:rFonts w:ascii="SimSun" w:hAnsi="SimSun" w:eastAsia="宋体"/>
+          <w:b w:val="0"/>
+          <w:i w:val="0"/>
+          <w:sz w:val="20"/>
+        </w:rPr>
+        <w:t xml:space="preserve"> |</w:t>
+      </w:r>
+    </w:p>
+    <w:p>
+      <w:pPr>
+        <w:spacing w:before="0" w:after="40" w:line="293" w:lineRule="auto"/>
+        <w:ind w:left="238"/>
+        <w:pBdr>
+          <w:left w:val="single" w:sz="18" w:space="6" w:color="4472C4"/>
+        </w:pBdr>
+        <w:shd w:val="clear" w:color="auto" w:fill="F7F9FC"/>
+      </w:pPr>
+      <w:r>
+        <w:rPr>
+          <w:rFonts w:ascii="SimSun" w:hAnsi="SimSun" w:eastAsia="宋体"/>
+          <w:b w:val="0"/>
+          <w:i w:val="0"/>
+          <w:sz w:val="20"/>
+        </w:rPr>
+        <w:t>本清单当时采用了后者。</w:t>
+      </w:r>
+      <w:r>
+        <w:rPr>
+          <w:rFonts w:ascii="SimSun" w:hAnsi="SimSun" w:eastAsia="宋体"/>
+          <w:b/>
+          <w:i w:val="0"/>
+          <w:sz w:val="20"/>
+        </w:rPr>
+        <w:t>现按"板块功能以 项目记录.md 1.1 为准、页面结构以骨架规范补齐"重新裁定</w:t>
+      </w:r>
+      <w:r>
+        <w:rPr>
+          <w:rFonts w:ascii="SimSun" w:hAnsi="SimSun" w:eastAsia="宋体"/>
+          <w:b w:val="0"/>
+          <w:i w:val="0"/>
+          <w:sz w:val="20"/>
+        </w:rPr>
+        <w:t>：</w:t>
+      </w:r>
+    </w:p>
+    <w:p>
+      <w:pPr>
+        <w:spacing w:before="0" w:after="40" w:line="293" w:lineRule="auto"/>
+        <w:ind w:left="238"/>
+        <w:pBdr>
+          <w:left w:val="single" w:sz="18" w:space="6" w:color="4472C4"/>
+        </w:pBdr>
+        <w:shd w:val="clear" w:color="auto" w:fill="F7F9FC"/>
+      </w:pPr>
+      <w:r>
+        <w:rPr>
+          <w:rFonts w:ascii="SimSun" w:hAnsi="SimSun" w:eastAsia="宋体"/>
+          <w:b w:val="0"/>
+          <w:i w:val="0"/>
+          <w:sz w:val="20"/>
+        </w:rPr>
+        <w:t>两份的</w:t>
+      </w:r>
+      <w:r>
+        <w:rPr>
+          <w:rFonts w:ascii="SimSun" w:hAnsi="SimSun" w:eastAsia="宋体"/>
+          <w:b/>
+          <w:i w:val="0"/>
+          <w:sz w:val="20"/>
+        </w:rPr>
+        <w:t>并集 = 24 页</w:t>
+      </w:r>
+      <w:r>
+        <w:rPr>
+          <w:rFonts w:ascii="SimSun" w:hAnsi="SimSun" w:eastAsia="宋体"/>
+          <w:b w:val="0"/>
+          <w:i w:val="0"/>
+          <w:sz w:val="20"/>
+        </w:rPr>
+        <w:t>（含总览与 4 个全局页）。</w:t>
+      </w:r>
+    </w:p>
+    <w:p>
+      <w:pPr>
+        <w:spacing w:before="0" w:after="40" w:line="293" w:lineRule="auto"/>
+        <w:ind w:left="238"/>
+        <w:pBdr>
+          <w:left w:val="single" w:sz="18" w:space="6" w:color="4472C4"/>
+        </w:pBdr>
+        <w:shd w:val="clear" w:color="auto" w:fill="F7F9FC"/>
+      </w:pPr>
+      <w:r>
+        <w:rPr>
+          <w:rFonts w:ascii="SimSun" w:hAnsi="SimSun" w:eastAsia="宋体"/>
+          <w:b w:val="0"/>
+          <w:i w:val="0"/>
+          <w:sz w:val="20"/>
+        </w:rPr>
+        <w:t>原稿写的"25 页"是粗略并集估算，</w:t>
+      </w:r>
+      <w:r>
+        <w:rPr>
+          <w:rFonts w:ascii="SimSun" w:hAnsi="SimSun" w:eastAsia="宋体"/>
+          <w:b/>
+          <w:i w:val="0"/>
+          <w:sz w:val="20"/>
+        </w:rPr>
+        <w:t>逐页核对后是 24 页</w:t>
+      </w:r>
+      <w:r>
+        <w:rPr>
+          <w:rFonts w:ascii="SimSun" w:hAnsi="SimSun" w:eastAsia="宋体"/>
+          <w:b w:val="0"/>
+          <w:i w:val="0"/>
+          <w:sz w:val="20"/>
+        </w:rPr>
+        <w:t>。</w:t>
+      </w:r>
+    </w:p>
+    <w:p>
+      <w:pPr>
+        <w:spacing w:before="0" w:after="80" w:line="293" w:lineRule="auto"/>
+        <w:ind w:left="238"/>
+        <w:pBdr>
+          <w:left w:val="single" w:sz="18" w:space="6" w:color="4472C4"/>
+        </w:pBdr>
+        <w:shd w:val="clear" w:color="auto" w:fill="F7F9FC"/>
+      </w:pPr>
+      <w:r>
+        <w:rPr>
+          <w:rFonts w:ascii="SimSun" w:hAnsi="SimSun" w:eastAsia="宋体"/>
+          <w:b/>
+          <w:i w:val="0"/>
+          <w:sz w:val="20"/>
+        </w:rPr>
+        <w:t>10-09 做不完 24 页，所以分两阶段。</w:t>
+      </w:r>
+    </w:p>
+    <w:p>
+      <w:pPr>
+        <w:keepNext/>
+        <w:spacing w:before="140" w:after="80" w:line="276" w:lineRule="auto"/>
+      </w:pPr>
+      <w:r>
+        <w:rPr>
+          <w:rFonts w:ascii="SimHei" w:hAnsi="SimHei" w:eastAsia="黑体"/>
+          <w:b/>
+          <w:color w:val="2F5496"/>
+          <w:sz w:val="22"/>
+        </w:rPr>
+        <w:t>阶段一：10-09「基本可用初版」必交 —— 13 页</w:t>
       </w:r>
     </w:p>
     <w:tbl>
@@ -398,16 +812,39 @@
         </w:tblCellMar>
       </w:tblPr>
       <w:tblGrid>
+        <w:gridCol w:w="328"/>
         <w:gridCol w:w="850"/>
-        <w:gridCol w:w="5971"/>
+        <w:gridCol w:w="5642"/>
+        <w:gridCol w:w="1373"/>
         <w:gridCol w:w="1217"/>
-        <w:gridCol w:w="1373"/>
       </w:tblGrid>
       <w:tr>
         <w:trPr>
           <w:cantSplit/>
           <w:tblHeader/>
         </w:trPr>
+        <w:tc>
+          <w:tcPr>
+            <w:vAlign w:val="center"/>
+            <w:shd w:val="clear" w:color="auto" w:fill="DCE6F1"/>
+            <w:tcW w:type="dxa" w:w="328"/>
+          </w:tcPr>
+          <w:p>
+            <w:pPr>
+              <w:spacing w:before="30" w:after="30" w:line="269" w:lineRule="auto"/>
+            </w:pPr>
+            <w:r/>
+            <w:r>
+              <w:rPr>
+                <w:rFonts w:ascii="SimSun" w:hAnsi="SimSun" w:eastAsia="宋体"/>
+                <w:b/>
+                <w:i w:val="0"/>
+                <w:sz w:val="18"/>
+              </w:rPr>
+              <w:t>#</w:t>
+            </w:r>
+          </w:p>
+        </w:tc>
         <w:tc>
           <w:tcPr>
             <w:vAlign w:val="center"/>
@@ -434,7 +871,7 @@
           <w:tcPr>
             <w:vAlign w:val="center"/>
             <w:shd w:val="clear" w:color="auto" w:fill="DCE6F1"/>
-            <w:tcW w:type="dxa" w:w="5971"/>
+            <w:tcW w:type="dxa" w:w="5642"/>
           </w:tcPr>
           <w:p>
             <w:pPr>
@@ -449,6 +886,28 @@
                 <w:sz w:val="18"/>
               </w:rPr>
               <w:t>页面</w:t>
+            </w:r>
+          </w:p>
+        </w:tc>
+        <w:tc>
+          <w:tcPr>
+            <w:vAlign w:val="center"/>
+            <w:shd w:val="clear" w:color="auto" w:fill="DCE6F1"/>
+            <w:tcW w:type="dxa" w:w="1373"/>
+          </w:tcPr>
+          <w:p>
+            <w:pPr>
+              <w:spacing w:before="30" w:after="30" w:line="269" w:lineRule="auto"/>
+            </w:pPr>
+            <w:r/>
+            <w:r>
+              <w:rPr>
+                <w:rFonts w:ascii="SimSun" w:hAnsi="SimSun" w:eastAsia="宋体"/>
+                <w:b/>
+                <w:i w:val="0"/>
+                <w:sz w:val="18"/>
+              </w:rPr>
+              <w:t>路由</w:t>
             </w:r>
           </w:p>
         </w:tc>
@@ -470,29 +929,7 @@
                 <w:i w:val="0"/>
                 <w:sz w:val="18"/>
               </w:rPr>
-              <w:t>负责人</w:t>
-            </w:r>
-          </w:p>
-        </w:tc>
-        <w:tc>
-          <w:tcPr>
-            <w:vAlign w:val="center"/>
-            <w:shd w:val="clear" w:color="auto" w:fill="DCE6F1"/>
-            <w:tcW w:type="dxa" w:w="1373"/>
-          </w:tcPr>
-          <w:p>
-            <w:pPr>
-              <w:spacing w:before="30" w:after="30" w:line="269" w:lineRule="auto"/>
-            </w:pPr>
-            <w:r/>
-            <w:r>
-              <w:rPr>
-                <w:rFonts w:ascii="SimSun" w:hAnsi="SimSun" w:eastAsia="宋体"/>
-                <w:b/>
-                <w:i w:val="0"/>
-                <w:sz w:val="18"/>
-              </w:rPr>
-              <w:t>路由</w:t>
+              <w:t>领域负责人</w:t>
             </w:r>
           </w:p>
         </w:tc>
@@ -504,6 +941,27 @@
         <w:tc>
           <w:tcPr>
             <w:vAlign w:val="center"/>
+            <w:tcW w:type="dxa" w:w="328"/>
+          </w:tcPr>
+          <w:p>
+            <w:pPr>
+              <w:spacing w:before="30" w:after="30" w:line="269" w:lineRule="auto"/>
+            </w:pPr>
+            <w:r/>
+            <w:r>
+              <w:rPr>
+                <w:rFonts w:ascii="SimSun" w:hAnsi="SimSun" w:eastAsia="宋体"/>
+                <w:b w:val="0"/>
+                <w:i w:val="0"/>
+                <w:sz w:val="18"/>
+              </w:rPr>
+              <w:t>1</w:t>
+            </w:r>
+          </w:p>
+        </w:tc>
+        <w:tc>
+          <w:tcPr>
+            <w:vAlign w:val="center"/>
             <w:tcW w:type="dxa" w:w="850"/>
           </w:tcPr>
           <w:p>
@@ -525,7 +983,7 @@
         <w:tc>
           <w:tcPr>
             <w:vAlign w:val="center"/>
-            <w:tcW w:type="dxa" w:w="5971"/>
+            <w:tcW w:type="dxa" w:w="5642"/>
           </w:tcPr>
           <w:p>
             <w:pPr>
@@ -540,6 +998,28 @@
                 <w:sz w:val="18"/>
               </w:rPr>
               <w:t>总览大屏</w:t>
+            </w:r>
+          </w:p>
+        </w:tc>
+        <w:tc>
+          <w:tcPr>
+            <w:vAlign w:val="center"/>
+            <w:tcW w:type="dxa" w:w="1373"/>
+          </w:tcPr>
+          <w:p>
+            <w:pPr>
+              <w:spacing w:before="30" w:after="30" w:line="269" w:lineRule="auto"/>
+            </w:pPr>
+            <w:r/>
+            <w:r>
+              <w:rPr>
+                <w:rFonts w:ascii="Consolas" w:hAnsi="Consolas" w:eastAsia="Consolas"/>
+                <w:b w:val="0"/>
+                <w:i w:val="0"/>
+                <w:color w:val="C0392B"/>
+                <w:sz w:val="17"/>
+              </w:rPr>
+              <w:t>/overview</w:t>
             </w:r>
           </w:p>
         </w:tc>
@@ -564,6 +1044,74 @@
             </w:r>
           </w:p>
         </w:tc>
+      </w:tr>
+      <w:tr>
+        <w:trPr>
+          <w:cantSplit/>
+        </w:trPr>
+        <w:tc>
+          <w:tcPr>
+            <w:vAlign w:val="center"/>
+            <w:tcW w:type="dxa" w:w="328"/>
+          </w:tcPr>
+          <w:p>
+            <w:pPr>
+              <w:spacing w:before="30" w:after="30" w:line="269" w:lineRule="auto"/>
+            </w:pPr>
+            <w:r/>
+            <w:r>
+              <w:rPr>
+                <w:rFonts w:ascii="SimSun" w:hAnsi="SimSun" w:eastAsia="宋体"/>
+                <w:b w:val="0"/>
+                <w:i w:val="0"/>
+                <w:sz w:val="18"/>
+              </w:rPr>
+              <w:t>2</w:t>
+            </w:r>
+          </w:p>
+        </w:tc>
+        <w:tc>
+          <w:tcPr>
+            <w:vAlign w:val="center"/>
+            <w:tcW w:type="dxa" w:w="850"/>
+          </w:tcPr>
+          <w:p>
+            <w:pPr>
+              <w:spacing w:before="30" w:after="30" w:line="269" w:lineRule="auto"/>
+            </w:pPr>
+            <w:r/>
+            <w:r>
+              <w:rPr>
+                <w:rFonts w:ascii="SimSun" w:hAnsi="SimSun" w:eastAsia="宋体"/>
+                <w:b w:val="0"/>
+                <w:i w:val="0"/>
+                <w:sz w:val="18"/>
+              </w:rPr>
+              <w:t>鱼类</w:t>
+            </w:r>
+          </w:p>
+        </w:tc>
+        <w:tc>
+          <w:tcPr>
+            <w:vAlign w:val="center"/>
+            <w:tcW w:type="dxa" w:w="5642"/>
+          </w:tcPr>
+          <w:p>
+            <w:pPr>
+              <w:spacing w:before="30" w:after="30" w:line="269" w:lineRule="auto"/>
+            </w:pPr>
+            <w:r/>
+            <w:r>
+              <w:rPr>
+                <w:rFonts w:ascii="SimSun" w:hAnsi="SimSun" w:eastAsia="宋体"/>
+                <w:b w:val="0"/>
+                <w:i w:val="0"/>
+                <w:sz w:val="18"/>
+              </w:rPr>
+              <w:t>鱼类监测总览（行为识别 + 生物量统计）</w:t>
+            </w:r>
+          </w:p>
+        </w:tc>
         <w:tc>
           <w:tcPr>
             <w:vAlign w:val="center"/>
@@ -582,54 +1130,7 @@
                 <w:color w:val="C0392B"/>
                 <w:sz w:val="17"/>
               </w:rPr>
-              <w:t>/</w:t>
-            </w:r>
-          </w:p>
-        </w:tc>
-      </w:tr>
-      <w:tr>
-        <w:trPr>
-          <w:cantSplit/>
-        </w:trPr>
-        <w:tc>
-          <w:tcPr>
-            <w:vAlign w:val="center"/>
-            <w:tcW w:type="dxa" w:w="850"/>
-          </w:tcPr>
-          <w:p>
-            <w:pPr>
-              <w:spacing w:before="30" w:after="30" w:line="269" w:lineRule="auto"/>
-            </w:pPr>
-            <w:r/>
-            <w:r>
-              <w:rPr>
-                <w:rFonts w:ascii="SimSun" w:hAnsi="SimSun" w:eastAsia="宋体"/>
-                <w:b/>
-                <w:i w:val="0"/>
-                <w:sz w:val="18"/>
-              </w:rPr>
-              <w:t>鱼类</w:t>
-            </w:r>
-          </w:p>
-        </w:tc>
-        <w:tc>
-          <w:tcPr>
-            <w:vAlign w:val="center"/>
-            <w:tcW w:type="dxa" w:w="5971"/>
-          </w:tcPr>
-          <w:p>
-            <w:pPr>
-              <w:spacing w:before="30" w:after="30" w:line="269" w:lineRule="auto"/>
-            </w:pPr>
-            <w:r/>
-            <w:r>
-              <w:rPr>
-                <w:rFonts w:ascii="SimSun" w:hAnsi="SimSun" w:eastAsia="宋体"/>
-                <w:b w:val="0"/>
-                <w:i w:val="0"/>
-                <w:sz w:val="18"/>
-              </w:rPr>
-              <w:t>鱼类行为识别</w:t>
+              <w:t>/fish/monitor</w:t>
             </w:r>
           </w:p>
         </w:tc>
@@ -646,11 +1147,79 @@
             <w:r>
               <w:rPr>
                 <w:rFonts w:ascii="SimSun" w:hAnsi="SimSun" w:eastAsia="宋体"/>
-                <w:b/>
+                <w:b w:val="0"/>
                 <w:i w:val="0"/>
                 <w:sz w:val="18"/>
               </w:rPr>
               <w:t>王浩然</w:t>
+            </w:r>
+          </w:p>
+        </w:tc>
+      </w:tr>
+      <w:tr>
+        <w:trPr>
+          <w:cantSplit/>
+        </w:trPr>
+        <w:tc>
+          <w:tcPr>
+            <w:vAlign w:val="center"/>
+            <w:tcW w:type="dxa" w:w="328"/>
+          </w:tcPr>
+          <w:p>
+            <w:pPr>
+              <w:spacing w:before="30" w:after="30" w:line="269" w:lineRule="auto"/>
+            </w:pPr>
+            <w:r/>
+            <w:r>
+              <w:rPr>
+                <w:rFonts w:ascii="SimSun" w:hAnsi="SimSun" w:eastAsia="宋体"/>
+                <w:b w:val="0"/>
+                <w:i w:val="0"/>
+                <w:sz w:val="18"/>
+              </w:rPr>
+              <w:t>3</w:t>
+            </w:r>
+          </w:p>
+        </w:tc>
+        <w:tc>
+          <w:tcPr>
+            <w:vAlign w:val="center"/>
+            <w:tcW w:type="dxa" w:w="850"/>
+          </w:tcPr>
+          <w:p>
+            <w:pPr>
+              <w:spacing w:before="30" w:after="30" w:line="269" w:lineRule="auto"/>
+            </w:pPr>
+            <w:r/>
+            <w:r>
+              <w:rPr>
+                <w:rFonts w:ascii="SimSun" w:hAnsi="SimSun" w:eastAsia="宋体"/>
+                <w:b w:val="0"/>
+                <w:i w:val="0"/>
+                <w:sz w:val="18"/>
+              </w:rPr>
+              <w:t>鱼类</w:t>
+            </w:r>
+          </w:p>
+        </w:tc>
+        <w:tc>
+          <w:tcPr>
+            <w:vAlign w:val="center"/>
+            <w:tcW w:type="dxa" w:w="5642"/>
+          </w:tcPr>
+          <w:p>
+            <w:pPr>
+              <w:spacing w:before="30" w:after="30" w:line="269" w:lineRule="auto"/>
+            </w:pPr>
+            <w:r/>
+            <w:r>
+              <w:rPr>
+                <w:rFonts w:ascii="SimSun" w:hAnsi="SimSun" w:eastAsia="宋体"/>
+                <w:b w:val="0"/>
+                <w:i w:val="0"/>
+                <w:sz w:val="18"/>
+              </w:rPr>
+              <w:t>鱼群分布热力图</w:t>
             </w:r>
           </w:p>
         </w:tc>
@@ -672,54 +1241,7 @@
                 <w:color w:val="C0392B"/>
                 <w:sz w:val="17"/>
               </w:rPr>
-              <w:t>/fish/behavior</w:t>
-            </w:r>
-          </w:p>
-        </w:tc>
-      </w:tr>
-      <w:tr>
-        <w:trPr>
-          <w:cantSplit/>
-        </w:trPr>
-        <w:tc>
-          <w:tcPr>
-            <w:vAlign w:val="center"/>
-            <w:tcW w:type="dxa" w:w="850"/>
-          </w:tcPr>
-          <w:p>
-            <w:pPr>
-              <w:spacing w:before="30" w:after="30" w:line="269" w:lineRule="auto"/>
-            </w:pPr>
-            <w:r/>
-            <w:r>
-              <w:rPr>
-                <w:rFonts w:ascii="SimSun" w:hAnsi="SimSun" w:eastAsia="宋体"/>
-                <w:b/>
-                <w:i w:val="0"/>
-                <w:sz w:val="18"/>
-              </w:rPr>
-              <w:t>鱼类</w:t>
-            </w:r>
-          </w:p>
-        </w:tc>
-        <w:tc>
-          <w:tcPr>
-            <w:vAlign w:val="center"/>
-            <w:tcW w:type="dxa" w:w="5971"/>
-          </w:tcPr>
-          <w:p>
-            <w:pPr>
-              <w:spacing w:before="30" w:after="30" w:line="269" w:lineRule="auto"/>
-            </w:pPr>
-            <w:r/>
-            <w:r>
-              <w:rPr>
-                <w:rFonts w:ascii="SimSun" w:hAnsi="SimSun" w:eastAsia="宋体"/>
-                <w:b w:val="0"/>
-                <w:i w:val="0"/>
-                <w:sz w:val="18"/>
-              </w:rPr>
-              <w:t>生物量统计</w:t>
+              <w:t>/fish/heatmap</w:t>
             </w:r>
           </w:p>
         </w:tc>
@@ -736,11 +1258,79 @@
             <w:r>
               <w:rPr>
                 <w:rFonts w:ascii="SimSun" w:hAnsi="SimSun" w:eastAsia="宋体"/>
-                <w:b/>
+                <w:b w:val="0"/>
                 <w:i w:val="0"/>
                 <w:sz w:val="18"/>
               </w:rPr>
               <w:t>王浩然</w:t>
+            </w:r>
+          </w:p>
+        </w:tc>
+      </w:tr>
+      <w:tr>
+        <w:trPr>
+          <w:cantSplit/>
+        </w:trPr>
+        <w:tc>
+          <w:tcPr>
+            <w:vAlign w:val="center"/>
+            <w:tcW w:type="dxa" w:w="328"/>
+          </w:tcPr>
+          <w:p>
+            <w:pPr>
+              <w:spacing w:before="30" w:after="30" w:line="269" w:lineRule="auto"/>
+            </w:pPr>
+            <w:r/>
+            <w:r>
+              <w:rPr>
+                <w:rFonts w:ascii="SimSun" w:hAnsi="SimSun" w:eastAsia="宋体"/>
+                <w:b w:val="0"/>
+                <w:i w:val="0"/>
+                <w:sz w:val="18"/>
+              </w:rPr>
+              <w:t>4</w:t>
+            </w:r>
+          </w:p>
+        </w:tc>
+        <w:tc>
+          <w:tcPr>
+            <w:vAlign w:val="center"/>
+            <w:tcW w:type="dxa" w:w="850"/>
+          </w:tcPr>
+          <w:p>
+            <w:pPr>
+              <w:spacing w:before="30" w:after="30" w:line="269" w:lineRule="auto"/>
+            </w:pPr>
+            <w:r/>
+            <w:r>
+              <w:rPr>
+                <w:rFonts w:ascii="SimSun" w:hAnsi="SimSun" w:eastAsia="宋体"/>
+                <w:b w:val="0"/>
+                <w:i w:val="0"/>
+                <w:sz w:val="18"/>
+              </w:rPr>
+              <w:t>环境</w:t>
+            </w:r>
+          </w:p>
+        </w:tc>
+        <w:tc>
+          <w:tcPr>
+            <w:vAlign w:val="center"/>
+            <w:tcW w:type="dxa" w:w="5642"/>
+          </w:tcPr>
+          <w:p>
+            <w:pPr>
+              <w:spacing w:before="30" w:after="30" w:line="269" w:lineRule="auto"/>
+            </w:pPr>
+            <w:r/>
+            <w:r>
+              <w:rPr>
+                <w:rFonts w:ascii="SimSun" w:hAnsi="SimSun" w:eastAsia="宋体"/>
+                <w:b w:val="0"/>
+                <w:i w:val="0"/>
+                <w:sz w:val="18"/>
+              </w:rPr>
+              <w:t>海况</w:t>
             </w:r>
           </w:p>
         </w:tc>
@@ -762,54 +1352,7 @@
                 <w:color w:val="C0392B"/>
                 <w:sz w:val="17"/>
               </w:rPr>
-              <w:t>/fish/biomass</w:t>
-            </w:r>
-          </w:p>
-        </w:tc>
-      </w:tr>
-      <w:tr>
-        <w:trPr>
-          <w:cantSplit/>
-        </w:trPr>
-        <w:tc>
-          <w:tcPr>
-            <w:vAlign w:val="center"/>
-            <w:tcW w:type="dxa" w:w="850"/>
-          </w:tcPr>
-          <w:p>
-            <w:pPr>
-              <w:spacing w:before="30" w:after="30" w:line="269" w:lineRule="auto"/>
-            </w:pPr>
-            <w:r/>
-            <w:r>
-              <w:rPr>
-                <w:rFonts w:ascii="SimSun" w:hAnsi="SimSun" w:eastAsia="宋体"/>
-                <w:b/>
-                <w:i w:val="0"/>
-                <w:sz w:val="18"/>
-              </w:rPr>
-              <w:t>鱼类</w:t>
-            </w:r>
-          </w:p>
-        </w:tc>
-        <w:tc>
-          <w:tcPr>
-            <w:vAlign w:val="center"/>
-            <w:tcW w:type="dxa" w:w="5971"/>
-          </w:tcPr>
-          <w:p>
-            <w:pPr>
-              <w:spacing w:before="30" w:after="30" w:line="269" w:lineRule="auto"/>
-            </w:pPr>
-            <w:r/>
-            <w:r>
-              <w:rPr>
-                <w:rFonts w:ascii="SimSun" w:hAnsi="SimSun" w:eastAsia="宋体"/>
-                <w:b w:val="0"/>
-                <w:i w:val="0"/>
-                <w:sz w:val="18"/>
-              </w:rPr>
-              <w:t>生长模型与预测</w:t>
+              <w:t>/env/sea</w:t>
             </w:r>
           </w:p>
         </w:tc>
@@ -826,11 +1369,79 @@
             <w:r>
               <w:rPr>
                 <w:rFonts w:ascii="SimSun" w:hAnsi="SimSun" w:eastAsia="宋体"/>
-                <w:b/>
-                <w:i w:val="0"/>
-                <w:sz w:val="18"/>
-              </w:rPr>
-              <w:t>王浩然</w:t>
+                <w:b w:val="0"/>
+                <w:i w:val="0"/>
+                <w:sz w:val="18"/>
+              </w:rPr>
+              <w:t>刘伟豪</w:t>
+            </w:r>
+          </w:p>
+        </w:tc>
+      </w:tr>
+      <w:tr>
+        <w:trPr>
+          <w:cantSplit/>
+        </w:trPr>
+        <w:tc>
+          <w:tcPr>
+            <w:vAlign w:val="center"/>
+            <w:tcW w:type="dxa" w:w="328"/>
+          </w:tcPr>
+          <w:p>
+            <w:pPr>
+              <w:spacing w:before="30" w:after="30" w:line="269" w:lineRule="auto"/>
+            </w:pPr>
+            <w:r/>
+            <w:r>
+              <w:rPr>
+                <w:rFonts w:ascii="SimSun" w:hAnsi="SimSun" w:eastAsia="宋体"/>
+                <w:b w:val="0"/>
+                <w:i w:val="0"/>
+                <w:sz w:val="18"/>
+              </w:rPr>
+              <w:t>5</w:t>
+            </w:r>
+          </w:p>
+        </w:tc>
+        <w:tc>
+          <w:tcPr>
+            <w:vAlign w:val="center"/>
+            <w:tcW w:type="dxa" w:w="850"/>
+          </w:tcPr>
+          <w:p>
+            <w:pPr>
+              <w:spacing w:before="30" w:after="30" w:line="269" w:lineRule="auto"/>
+            </w:pPr>
+            <w:r/>
+            <w:r>
+              <w:rPr>
+                <w:rFonts w:ascii="SimSun" w:hAnsi="SimSun" w:eastAsia="宋体"/>
+                <w:b w:val="0"/>
+                <w:i w:val="0"/>
+                <w:sz w:val="18"/>
+              </w:rPr>
+              <w:t>环境</w:t>
+            </w:r>
+          </w:p>
+        </w:tc>
+        <w:tc>
+          <w:tcPr>
+            <w:vAlign w:val="center"/>
+            <w:tcW w:type="dxa" w:w="5642"/>
+          </w:tcPr>
+          <w:p>
+            <w:pPr>
+              <w:spacing w:before="30" w:after="30" w:line="269" w:lineRule="auto"/>
+            </w:pPr>
+            <w:r/>
+            <w:r>
+              <w:rPr>
+                <w:rFonts w:ascii="SimSun" w:hAnsi="SimSun" w:eastAsia="宋体"/>
+                <w:b w:val="0"/>
+                <w:i w:val="0"/>
+                <w:sz w:val="18"/>
+              </w:rPr>
+              <w:t>水质</w:t>
             </w:r>
           </w:p>
         </w:tc>
@@ -852,54 +1463,7 @@
                 <w:color w:val="C0392B"/>
                 <w:sz w:val="17"/>
               </w:rPr>
-              <w:t>/fish/growth</w:t>
-            </w:r>
-          </w:p>
-        </w:tc>
-      </w:tr>
-      <w:tr>
-        <w:trPr>
-          <w:cantSplit/>
-        </w:trPr>
-        <w:tc>
-          <w:tcPr>
-            <w:vAlign w:val="center"/>
-            <w:tcW w:type="dxa" w:w="850"/>
-          </w:tcPr>
-          <w:p>
-            <w:pPr>
-              <w:spacing w:before="30" w:after="30" w:line="269" w:lineRule="auto"/>
-            </w:pPr>
-            <w:r/>
-            <w:r>
-              <w:rPr>
-                <w:rFonts w:ascii="SimSun" w:hAnsi="SimSun" w:eastAsia="宋体"/>
-                <w:b/>
-                <w:i w:val="0"/>
-                <w:sz w:val="18"/>
-              </w:rPr>
-              <w:t>鱼类</w:t>
-            </w:r>
-          </w:p>
-        </w:tc>
-        <w:tc>
-          <w:tcPr>
-            <w:vAlign w:val="center"/>
-            <w:tcW w:type="dxa" w:w="5971"/>
-          </w:tcPr>
-          <w:p>
-            <w:pPr>
-              <w:spacing w:before="30" w:after="30" w:line="269" w:lineRule="auto"/>
-            </w:pPr>
-            <w:r/>
-            <w:r>
-              <w:rPr>
-                <w:rFonts w:ascii="SimSun" w:hAnsi="SimSun" w:eastAsia="宋体"/>
-                <w:b w:val="0"/>
-                <w:i w:val="0"/>
-                <w:sz w:val="18"/>
-              </w:rPr>
-              <w:t>鱼群分布热力图</w:t>
+              <w:t>/env/water</w:t>
             </w:r>
           </w:p>
         </w:tc>
@@ -916,11 +1480,79 @@
             <w:r>
               <w:rPr>
                 <w:rFonts w:ascii="SimSun" w:hAnsi="SimSun" w:eastAsia="宋体"/>
-                <w:b/>
-                <w:i w:val="0"/>
-                <w:sz w:val="18"/>
-              </w:rPr>
-              <w:t>王浩然</w:t>
+                <w:b w:val="0"/>
+                <w:i w:val="0"/>
+                <w:sz w:val="18"/>
+              </w:rPr>
+              <w:t>刘伟豪</w:t>
+            </w:r>
+          </w:p>
+        </w:tc>
+      </w:tr>
+      <w:tr>
+        <w:trPr>
+          <w:cantSplit/>
+        </w:trPr>
+        <w:tc>
+          <w:tcPr>
+            <w:vAlign w:val="center"/>
+            <w:tcW w:type="dxa" w:w="328"/>
+          </w:tcPr>
+          <w:p>
+            <w:pPr>
+              <w:spacing w:before="30" w:after="30" w:line="269" w:lineRule="auto"/>
+            </w:pPr>
+            <w:r/>
+            <w:r>
+              <w:rPr>
+                <w:rFonts w:ascii="SimSun" w:hAnsi="SimSun" w:eastAsia="宋体"/>
+                <w:b w:val="0"/>
+                <w:i w:val="0"/>
+                <w:sz w:val="18"/>
+              </w:rPr>
+              <w:t>6</w:t>
+            </w:r>
+          </w:p>
+        </w:tc>
+        <w:tc>
+          <w:tcPr>
+            <w:vAlign w:val="center"/>
+            <w:tcW w:type="dxa" w:w="850"/>
+          </w:tcPr>
+          <w:p>
+            <w:pPr>
+              <w:spacing w:before="30" w:after="30" w:line="269" w:lineRule="auto"/>
+            </w:pPr>
+            <w:r/>
+            <w:r>
+              <w:rPr>
+                <w:rFonts w:ascii="SimSun" w:hAnsi="SimSun" w:eastAsia="宋体"/>
+                <w:b w:val="0"/>
+                <w:i w:val="0"/>
+                <w:sz w:val="18"/>
+              </w:rPr>
+              <w:t>结构安全</w:t>
+            </w:r>
+          </w:p>
+        </w:tc>
+        <w:tc>
+          <w:tcPr>
+            <w:vAlign w:val="center"/>
+            <w:tcW w:type="dxa" w:w="5642"/>
+          </w:tcPr>
+          <w:p>
+            <w:pPr>
+              <w:spacing w:before="30" w:after="30" w:line="269" w:lineRule="auto"/>
+            </w:pPr>
+            <w:r/>
+            <w:r>
+              <w:rPr>
+                <w:rFonts w:ascii="SimSun" w:hAnsi="SimSun" w:eastAsia="宋体"/>
+                <w:b w:val="0"/>
+                <w:i w:val="0"/>
+                <w:sz w:val="18"/>
+              </w:rPr>
+              <w:t>灾害分级预警（含追溯入口）</w:t>
             </w:r>
           </w:p>
         </w:tc>
@@ -942,54 +1574,7 @@
                 <w:color w:val="C0392B"/>
                 <w:sz w:val="17"/>
               </w:rPr>
-              <w:t>/fish/heatmap</w:t>
-            </w:r>
-          </w:p>
-        </w:tc>
-      </w:tr>
-      <w:tr>
-        <w:trPr>
-          <w:cantSplit/>
-        </w:trPr>
-        <w:tc>
-          <w:tcPr>
-            <w:vAlign w:val="center"/>
-            <w:tcW w:type="dxa" w:w="850"/>
-          </w:tcPr>
-          <w:p>
-            <w:pPr>
-              <w:spacing w:before="30" w:after="30" w:line="269" w:lineRule="auto"/>
-            </w:pPr>
-            <w:r/>
-            <w:r>
-              <w:rPr>
-                <w:rFonts w:ascii="SimSun" w:hAnsi="SimSun" w:eastAsia="宋体"/>
-                <w:b w:val="0"/>
-                <w:i w:val="0"/>
-                <w:sz w:val="18"/>
-              </w:rPr>
-              <w:t>环境</w:t>
-            </w:r>
-          </w:p>
-        </w:tc>
-        <w:tc>
-          <w:tcPr>
-            <w:vAlign w:val="center"/>
-            <w:tcW w:type="dxa" w:w="5971"/>
-          </w:tcPr>
-          <w:p>
-            <w:pPr>
-              <w:spacing w:before="30" w:after="30" w:line="269" w:lineRule="auto"/>
-            </w:pPr>
-            <w:r/>
-            <w:r>
-              <w:rPr>
-                <w:rFonts w:ascii="SimSun" w:hAnsi="SimSun" w:eastAsia="宋体"/>
-                <w:b w:val="0"/>
-                <w:i w:val="0"/>
-                <w:sz w:val="18"/>
-              </w:rPr>
-              <w:t>海况</w:t>
+              <w:t>/struct/alarm</w:t>
             </w:r>
           </w:p>
         </w:tc>
@@ -1010,7 +1595,75 @@
                 <w:i w:val="0"/>
                 <w:sz w:val="18"/>
               </w:rPr>
-              <w:t>刘伟豪</w:t>
+              <w:t>邓宇涵</w:t>
+            </w:r>
+          </w:p>
+        </w:tc>
+      </w:tr>
+      <w:tr>
+        <w:trPr>
+          <w:cantSplit/>
+        </w:trPr>
+        <w:tc>
+          <w:tcPr>
+            <w:vAlign w:val="center"/>
+            <w:tcW w:type="dxa" w:w="328"/>
+          </w:tcPr>
+          <w:p>
+            <w:pPr>
+              <w:spacing w:before="30" w:after="30" w:line="269" w:lineRule="auto"/>
+            </w:pPr>
+            <w:r/>
+            <w:r>
+              <w:rPr>
+                <w:rFonts w:ascii="SimSun" w:hAnsi="SimSun" w:eastAsia="宋体"/>
+                <w:b w:val="0"/>
+                <w:i w:val="0"/>
+                <w:sz w:val="18"/>
+              </w:rPr>
+              <w:t>7</w:t>
+            </w:r>
+          </w:p>
+        </w:tc>
+        <w:tc>
+          <w:tcPr>
+            <w:vAlign w:val="center"/>
+            <w:tcW w:type="dxa" w:w="850"/>
+          </w:tcPr>
+          <w:p>
+            <w:pPr>
+              <w:spacing w:before="30" w:after="30" w:line="269" w:lineRule="auto"/>
+            </w:pPr>
+            <w:r/>
+            <w:r>
+              <w:rPr>
+                <w:rFonts w:ascii="SimSun" w:hAnsi="SimSun" w:eastAsia="宋体"/>
+                <w:b w:val="0"/>
+                <w:i w:val="0"/>
+                <w:sz w:val="18"/>
+              </w:rPr>
+              <w:t>结构安全</w:t>
+            </w:r>
+          </w:p>
+        </w:tc>
+        <w:tc>
+          <w:tcPr>
+            <w:vAlign w:val="center"/>
+            <w:tcW w:type="dxa" w:w="5642"/>
+          </w:tcPr>
+          <w:p>
+            <w:pPr>
+              <w:spacing w:before="30" w:after="30" w:line="269" w:lineRule="auto"/>
+            </w:pPr>
+            <w:r/>
+            <w:r>
+              <w:rPr>
+                <w:rFonts w:ascii="SimSun" w:hAnsi="SimSun" w:eastAsia="宋体"/>
+                <w:b w:val="0"/>
+                <w:i w:val="0"/>
+                <w:sz w:val="18"/>
+              </w:rPr>
+              <w:t>能源保障</w:t>
             </w:r>
           </w:p>
         </w:tc>
@@ -1032,54 +1685,7 @@
                 <w:color w:val="C0392B"/>
                 <w:sz w:val="17"/>
               </w:rPr>
-              <w:t>/env/sea</w:t>
-            </w:r>
-          </w:p>
-        </w:tc>
-      </w:tr>
-      <w:tr>
-        <w:trPr>
-          <w:cantSplit/>
-        </w:trPr>
-        <w:tc>
-          <w:tcPr>
-            <w:vAlign w:val="center"/>
-            <w:tcW w:type="dxa" w:w="850"/>
-          </w:tcPr>
-          <w:p>
-            <w:pPr>
-              <w:spacing w:before="30" w:after="30" w:line="269" w:lineRule="auto"/>
-            </w:pPr>
-            <w:r/>
-            <w:r>
-              <w:rPr>
-                <w:rFonts w:ascii="SimSun" w:hAnsi="SimSun" w:eastAsia="宋体"/>
-                <w:b w:val="0"/>
-                <w:i w:val="0"/>
-                <w:sz w:val="18"/>
-              </w:rPr>
-              <w:t>环境</w:t>
-            </w:r>
-          </w:p>
-        </w:tc>
-        <w:tc>
-          <w:tcPr>
-            <w:vAlign w:val="center"/>
-            <w:tcW w:type="dxa" w:w="5971"/>
-          </w:tcPr>
-          <w:p>
-            <w:pPr>
-              <w:spacing w:before="30" w:after="30" w:line="269" w:lineRule="auto"/>
-            </w:pPr>
-            <w:r/>
-            <w:r>
-              <w:rPr>
-                <w:rFonts w:ascii="SimSun" w:hAnsi="SimSun" w:eastAsia="宋体"/>
-                <w:b w:val="0"/>
-                <w:i w:val="0"/>
-                <w:sz w:val="18"/>
-              </w:rPr>
-              <w:t>水质</w:t>
+              <w:t>/struct/energy</w:t>
             </w:r>
           </w:p>
         </w:tc>
@@ -1100,7 +1706,93 @@
                 <w:i w:val="0"/>
                 <w:sz w:val="18"/>
               </w:rPr>
-              <w:t>刘伟豪</w:t>
+              <w:t>邓宇涵</w:t>
+            </w:r>
+          </w:p>
+        </w:tc>
+      </w:tr>
+      <w:tr>
+        <w:trPr>
+          <w:cantSplit/>
+        </w:trPr>
+        <w:tc>
+          <w:tcPr>
+            <w:vAlign w:val="center"/>
+            <w:tcW w:type="dxa" w:w="328"/>
+          </w:tcPr>
+          <w:p>
+            <w:pPr>
+              <w:spacing w:before="30" w:after="30" w:line="269" w:lineRule="auto"/>
+            </w:pPr>
+            <w:r/>
+            <w:r>
+              <w:rPr>
+                <w:rFonts w:ascii="SimSun" w:hAnsi="SimSun" w:eastAsia="宋体"/>
+                <w:b w:val="0"/>
+                <w:i w:val="0"/>
+                <w:sz w:val="18"/>
+              </w:rPr>
+              <w:t>8</w:t>
+            </w:r>
+          </w:p>
+        </w:tc>
+        <w:tc>
+          <w:tcPr>
+            <w:vAlign w:val="center"/>
+            <w:tcW w:type="dxa" w:w="850"/>
+          </w:tcPr>
+          <w:p>
+            <w:pPr>
+              <w:spacing w:before="30" w:after="30" w:line="269" w:lineRule="auto"/>
+            </w:pPr>
+            <w:r/>
+            <w:r>
+              <w:rPr>
+                <w:rFonts w:ascii="SimSun" w:hAnsi="SimSun" w:eastAsia="宋体"/>
+                <w:b w:val="0"/>
+                <w:i w:val="0"/>
+                <w:sz w:val="18"/>
+              </w:rPr>
+              <w:t>智能</w:t>
+            </w:r>
+          </w:p>
+        </w:tc>
+        <w:tc>
+          <w:tcPr>
+            <w:vAlign w:val="center"/>
+            <w:tcW w:type="dxa" w:w="5642"/>
+          </w:tcPr>
+          <w:p>
+            <w:pPr>
+              <w:spacing w:before="30" w:after="30" w:line="269" w:lineRule="auto"/>
+            </w:pPr>
+            <w:r/>
+            <w:r>
+              <w:rPr>
+                <w:rFonts w:ascii="SimSun" w:hAnsi="SimSun" w:eastAsia="宋体"/>
+                <w:b w:val="0"/>
+                <w:i w:val="0"/>
+                <w:sz w:val="18"/>
+              </w:rPr>
+              <w:t>自动投喂（</w:t>
+            </w:r>
+            <w:r>
+              <w:rPr>
+                <w:rFonts w:ascii="SimSun" w:hAnsi="SimSun" w:eastAsia="宋体"/>
+                <w:b/>
+                <w:i w:val="0"/>
+                <w:sz w:val="18"/>
+              </w:rPr>
+              <w:t>含命令状态机，答辩重点</w:t>
+            </w:r>
+            <w:r>
+              <w:rPr>
+                <w:rFonts w:ascii="SimSun" w:hAnsi="SimSun" w:eastAsia="宋体"/>
+                <w:b w:val="0"/>
+                <w:i w:val="0"/>
+                <w:sz w:val="18"/>
+              </w:rPr>
+              <w:t>）</w:t>
             </w:r>
           </w:p>
         </w:tc>
@@ -1122,54 +1814,7 @@
                 <w:color w:val="C0392B"/>
                 <w:sz w:val="17"/>
               </w:rPr>
-              <w:t>/env/water</w:t>
-            </w:r>
-          </w:p>
-        </w:tc>
-      </w:tr>
-      <w:tr>
-        <w:trPr>
-          <w:cantSplit/>
-        </w:trPr>
-        <w:tc>
-          <w:tcPr>
-            <w:vAlign w:val="center"/>
-            <w:tcW w:type="dxa" w:w="850"/>
-          </w:tcPr>
-          <w:p>
-            <w:pPr>
-              <w:spacing w:before="30" w:after="30" w:line="269" w:lineRule="auto"/>
-            </w:pPr>
-            <w:r/>
-            <w:r>
-              <w:rPr>
-                <w:rFonts w:ascii="SimSun" w:hAnsi="SimSun" w:eastAsia="宋体"/>
-                <w:b w:val="0"/>
-                <w:i w:val="0"/>
-                <w:sz w:val="18"/>
-              </w:rPr>
-              <w:t>结构安全</w:t>
-            </w:r>
-          </w:p>
-        </w:tc>
-        <w:tc>
-          <w:tcPr>
-            <w:vAlign w:val="center"/>
-            <w:tcW w:type="dxa" w:w="5971"/>
-          </w:tcPr>
-          <w:p>
-            <w:pPr>
-              <w:spacing w:before="30" w:after="30" w:line="269" w:lineRule="auto"/>
-            </w:pPr>
-            <w:r/>
-            <w:r>
-              <w:rPr>
-                <w:rFonts w:ascii="SimSun" w:hAnsi="SimSun" w:eastAsia="宋体"/>
-                <w:b w:val="0"/>
-                <w:i w:val="0"/>
-                <w:sz w:val="18"/>
-              </w:rPr>
-              <w:t>灾害预警</w:t>
+              <w:t>/ai/feed</w:t>
             </w:r>
           </w:p>
         </w:tc>
@@ -1190,7 +1835,75 @@
                 <w:i w:val="0"/>
                 <w:sz w:val="18"/>
               </w:rPr>
-              <w:t>邓宇涵</w:t>
+              <w:t>李志成</w:t>
+            </w:r>
+          </w:p>
+        </w:tc>
+      </w:tr>
+      <w:tr>
+        <w:trPr>
+          <w:cantSplit/>
+        </w:trPr>
+        <w:tc>
+          <w:tcPr>
+            <w:vAlign w:val="center"/>
+            <w:tcW w:type="dxa" w:w="328"/>
+          </w:tcPr>
+          <w:p>
+            <w:pPr>
+              <w:spacing w:before="30" w:after="30" w:line="269" w:lineRule="auto"/>
+            </w:pPr>
+            <w:r/>
+            <w:r>
+              <w:rPr>
+                <w:rFonts w:ascii="SimSun" w:hAnsi="SimSun" w:eastAsia="宋体"/>
+                <w:b w:val="0"/>
+                <w:i w:val="0"/>
+                <w:sz w:val="18"/>
+              </w:rPr>
+              <w:t>9</w:t>
+            </w:r>
+          </w:p>
+        </w:tc>
+        <w:tc>
+          <w:tcPr>
+            <w:vAlign w:val="center"/>
+            <w:tcW w:type="dxa" w:w="850"/>
+          </w:tcPr>
+          <w:p>
+            <w:pPr>
+              <w:spacing w:before="30" w:after="30" w:line="269" w:lineRule="auto"/>
+            </w:pPr>
+            <w:r/>
+            <w:r>
+              <w:rPr>
+                <w:rFonts w:ascii="SimSun" w:hAnsi="SimSun" w:eastAsia="宋体"/>
+                <w:b w:val="0"/>
+                <w:i w:val="0"/>
+                <w:sz w:val="18"/>
+              </w:rPr>
+              <w:t>智能</w:t>
+            </w:r>
+          </w:p>
+        </w:tc>
+        <w:tc>
+          <w:tcPr>
+            <w:vAlign w:val="center"/>
+            <w:tcW w:type="dxa" w:w="5642"/>
+          </w:tcPr>
+          <w:p>
+            <w:pPr>
+              <w:spacing w:before="30" w:after="30" w:line="269" w:lineRule="auto"/>
+            </w:pPr>
+            <w:r/>
+            <w:r>
+              <w:rPr>
+                <w:rFonts w:ascii="SimSun" w:hAnsi="SimSun" w:eastAsia="宋体"/>
+                <w:b w:val="0"/>
+                <w:i w:val="0"/>
+                <w:sz w:val="18"/>
+              </w:rPr>
+              <w:t>智能补光</w:t>
             </w:r>
           </w:p>
         </w:tc>
@@ -1212,54 +1925,7 @@
                 <w:color w:val="C0392B"/>
                 <w:sz w:val="17"/>
               </w:rPr>
-              <w:t>/struct/alarm</w:t>
-            </w:r>
-          </w:p>
-        </w:tc>
-      </w:tr>
-      <w:tr>
-        <w:trPr>
-          <w:cantSplit/>
-        </w:trPr>
-        <w:tc>
-          <w:tcPr>
-            <w:vAlign w:val="center"/>
-            <w:tcW w:type="dxa" w:w="850"/>
-          </w:tcPr>
-          <w:p>
-            <w:pPr>
-              <w:spacing w:before="30" w:after="30" w:line="269" w:lineRule="auto"/>
-            </w:pPr>
-            <w:r/>
-            <w:r>
-              <w:rPr>
-                <w:rFonts w:ascii="SimSun" w:hAnsi="SimSun" w:eastAsia="宋体"/>
-                <w:b w:val="0"/>
-                <w:i w:val="0"/>
-                <w:sz w:val="18"/>
-              </w:rPr>
-              <w:t>结构安全</w:t>
-            </w:r>
-          </w:p>
-        </w:tc>
-        <w:tc>
-          <w:tcPr>
-            <w:vAlign w:val="center"/>
-            <w:tcW w:type="dxa" w:w="5971"/>
-          </w:tcPr>
-          <w:p>
-            <w:pPr>
-              <w:spacing w:before="30" w:after="30" w:line="269" w:lineRule="auto"/>
-            </w:pPr>
-            <w:r/>
-            <w:r>
-              <w:rPr>
-                <w:rFonts w:ascii="SimSun" w:hAnsi="SimSun" w:eastAsia="宋体"/>
-                <w:b w:val="0"/>
-                <w:i w:val="0"/>
-                <w:sz w:val="18"/>
-              </w:rPr>
-              <w:t>能源保障</w:t>
+              <w:t>/ai/light</w:t>
             </w:r>
           </w:p>
         </w:tc>
@@ -1280,7 +1946,75 @@
                 <w:i w:val="0"/>
                 <w:sz w:val="18"/>
               </w:rPr>
-              <w:t>邓宇涵</w:t>
+              <w:t>李志成</w:t>
+            </w:r>
+          </w:p>
+        </w:tc>
+      </w:tr>
+      <w:tr>
+        <w:trPr>
+          <w:cantSplit/>
+        </w:trPr>
+        <w:tc>
+          <w:tcPr>
+            <w:vAlign w:val="center"/>
+            <w:tcW w:type="dxa" w:w="328"/>
+          </w:tcPr>
+          <w:p>
+            <w:pPr>
+              <w:spacing w:before="30" w:after="30" w:line="269" w:lineRule="auto"/>
+            </w:pPr>
+            <w:r/>
+            <w:r>
+              <w:rPr>
+                <w:rFonts w:ascii="SimSun" w:hAnsi="SimSun" w:eastAsia="宋体"/>
+                <w:b w:val="0"/>
+                <w:i w:val="0"/>
+                <w:sz w:val="18"/>
+              </w:rPr>
+              <w:t>10</w:t>
+            </w:r>
+          </w:p>
+        </w:tc>
+        <w:tc>
+          <w:tcPr>
+            <w:vAlign w:val="center"/>
+            <w:tcW w:type="dxa" w:w="850"/>
+          </w:tcPr>
+          <w:p>
+            <w:pPr>
+              <w:spacing w:before="30" w:after="30" w:line="269" w:lineRule="auto"/>
+            </w:pPr>
+            <w:r/>
+            <w:r>
+              <w:rPr>
+                <w:rFonts w:ascii="SimSun" w:hAnsi="SimSun" w:eastAsia="宋体"/>
+                <w:b w:val="0"/>
+                <w:i w:val="0"/>
+                <w:sz w:val="18"/>
+              </w:rPr>
+              <w:t>全局</w:t>
+            </w:r>
+          </w:p>
+        </w:tc>
+        <w:tc>
+          <w:tcPr>
+            <w:vAlign w:val="center"/>
+            <w:tcW w:type="dxa" w:w="5642"/>
+          </w:tcPr>
+          <w:p>
+            <w:pPr>
+              <w:spacing w:before="30" w:after="30" w:line="269" w:lineRule="auto"/>
+            </w:pPr>
+            <w:r/>
+            <w:r>
+              <w:rPr>
+                <w:rFonts w:ascii="SimSun" w:hAnsi="SimSun" w:eastAsia="宋体"/>
+                <w:b w:val="0"/>
+                <w:i w:val="0"/>
+                <w:sz w:val="18"/>
+              </w:rPr>
+              <w:t>告警中心</w:t>
             </w:r>
           </w:p>
         </w:tc>
@@ -1302,54 +2036,7 @@
                 <w:color w:val="C0392B"/>
                 <w:sz w:val="17"/>
               </w:rPr>
-              <w:t>/struct/energy</w:t>
-            </w:r>
-          </w:p>
-        </w:tc>
-      </w:tr>
-      <w:tr>
-        <w:trPr>
-          <w:cantSplit/>
-        </w:trPr>
-        <w:tc>
-          <w:tcPr>
-            <w:vAlign w:val="center"/>
-            <w:tcW w:type="dxa" w:w="850"/>
-          </w:tcPr>
-          <w:p>
-            <w:pPr>
-              <w:spacing w:before="30" w:after="30" w:line="269" w:lineRule="auto"/>
-            </w:pPr>
-            <w:r/>
-            <w:r>
-              <w:rPr>
-                <w:rFonts w:ascii="SimSun" w:hAnsi="SimSun" w:eastAsia="宋体"/>
-                <w:b w:val="0"/>
-                <w:i w:val="0"/>
-                <w:sz w:val="18"/>
-              </w:rPr>
-              <w:t>智能</w:t>
-            </w:r>
-          </w:p>
-        </w:tc>
-        <w:tc>
-          <w:tcPr>
-            <w:vAlign w:val="center"/>
-            <w:tcW w:type="dxa" w:w="5971"/>
-          </w:tcPr>
-          <w:p>
-            <w:pPr>
-              <w:spacing w:before="30" w:after="30" w:line="269" w:lineRule="auto"/>
-            </w:pPr>
-            <w:r/>
-            <w:r>
-              <w:rPr>
-                <w:rFonts w:ascii="SimSun" w:hAnsi="SimSun" w:eastAsia="宋体"/>
-                <w:b w:val="0"/>
-                <w:i w:val="0"/>
-                <w:sz w:val="18"/>
-              </w:rPr>
-              <w:t>自动投喂</w:t>
+              <w:t>/alarm</w:t>
             </w:r>
           </w:p>
         </w:tc>
@@ -1370,7 +2057,75 @@
                 <w:i w:val="0"/>
                 <w:sz w:val="18"/>
               </w:rPr>
-              <w:t>李志成</w:t>
+              <w:t>队长（顶层）</w:t>
+            </w:r>
+          </w:p>
+        </w:tc>
+      </w:tr>
+      <w:tr>
+        <w:trPr>
+          <w:cantSplit/>
+        </w:trPr>
+        <w:tc>
+          <w:tcPr>
+            <w:vAlign w:val="center"/>
+            <w:tcW w:type="dxa" w:w="328"/>
+          </w:tcPr>
+          <w:p>
+            <w:pPr>
+              <w:spacing w:before="30" w:after="30" w:line="269" w:lineRule="auto"/>
+            </w:pPr>
+            <w:r/>
+            <w:r>
+              <w:rPr>
+                <w:rFonts w:ascii="SimSun" w:hAnsi="SimSun" w:eastAsia="宋体"/>
+                <w:b w:val="0"/>
+                <w:i w:val="0"/>
+                <w:sz w:val="18"/>
+              </w:rPr>
+              <w:t>11</w:t>
+            </w:r>
+          </w:p>
+        </w:tc>
+        <w:tc>
+          <w:tcPr>
+            <w:vAlign w:val="center"/>
+            <w:tcW w:type="dxa" w:w="850"/>
+          </w:tcPr>
+          <w:p>
+            <w:pPr>
+              <w:spacing w:before="30" w:after="30" w:line="269" w:lineRule="auto"/>
+            </w:pPr>
+            <w:r/>
+            <w:r>
+              <w:rPr>
+                <w:rFonts w:ascii="SimSun" w:hAnsi="SimSun" w:eastAsia="宋体"/>
+                <w:b w:val="0"/>
+                <w:i w:val="0"/>
+                <w:sz w:val="18"/>
+              </w:rPr>
+              <w:t>全局</w:t>
+            </w:r>
+          </w:p>
+        </w:tc>
+        <w:tc>
+          <w:tcPr>
+            <w:vAlign w:val="center"/>
+            <w:tcW w:type="dxa" w:w="5642"/>
+          </w:tcPr>
+          <w:p>
+            <w:pPr>
+              <w:spacing w:before="30" w:after="30" w:line="269" w:lineRule="auto"/>
+            </w:pPr>
+            <w:r/>
+            <w:r>
+              <w:rPr>
+                <w:rFonts w:ascii="SimSun" w:hAnsi="SimSun" w:eastAsia="宋体"/>
+                <w:b w:val="0"/>
+                <w:i w:val="0"/>
+                <w:sz w:val="18"/>
+              </w:rPr>
+              <w:t>处置中心</w:t>
             </w:r>
           </w:p>
         </w:tc>
@@ -1392,54 +2147,7 @@
                 <w:color w:val="C0392B"/>
                 <w:sz w:val="17"/>
               </w:rPr>
-              <w:t>/ai/feed</w:t>
-            </w:r>
-          </w:p>
-        </w:tc>
-      </w:tr>
-      <w:tr>
-        <w:trPr>
-          <w:cantSplit/>
-        </w:trPr>
-        <w:tc>
-          <w:tcPr>
-            <w:vAlign w:val="center"/>
-            <w:tcW w:type="dxa" w:w="850"/>
-          </w:tcPr>
-          <w:p>
-            <w:pPr>
-              <w:spacing w:before="30" w:after="30" w:line="269" w:lineRule="auto"/>
-            </w:pPr>
-            <w:r/>
-            <w:r>
-              <w:rPr>
-                <w:rFonts w:ascii="SimSun" w:hAnsi="SimSun" w:eastAsia="宋体"/>
-                <w:b w:val="0"/>
-                <w:i w:val="0"/>
-                <w:sz w:val="18"/>
-              </w:rPr>
-              <w:t>智能</w:t>
-            </w:r>
-          </w:p>
-        </w:tc>
-        <w:tc>
-          <w:tcPr>
-            <w:vAlign w:val="center"/>
-            <w:tcW w:type="dxa" w:w="5971"/>
-          </w:tcPr>
-          <w:p>
-            <w:pPr>
-              <w:spacing w:before="30" w:after="30" w:line="269" w:lineRule="auto"/>
-            </w:pPr>
-            <w:r/>
-            <w:r>
-              <w:rPr>
-                <w:rFonts w:ascii="SimSun" w:hAnsi="SimSun" w:eastAsia="宋体"/>
-                <w:b w:val="0"/>
-                <w:i w:val="0"/>
-                <w:sz w:val="18"/>
-              </w:rPr>
-              <w:t>智能补光</w:t>
+              <w:t>/handle</w:t>
             </w:r>
           </w:p>
         </w:tc>
@@ -1460,7 +2168,75 @@
                 <w:i w:val="0"/>
                 <w:sz w:val="18"/>
               </w:rPr>
-              <w:t>李志成</w:t>
+              <w:t>队长（顶层）</w:t>
+            </w:r>
+          </w:p>
+        </w:tc>
+      </w:tr>
+      <w:tr>
+        <w:trPr>
+          <w:cantSplit/>
+        </w:trPr>
+        <w:tc>
+          <w:tcPr>
+            <w:vAlign w:val="center"/>
+            <w:tcW w:type="dxa" w:w="328"/>
+          </w:tcPr>
+          <w:p>
+            <w:pPr>
+              <w:spacing w:before="30" w:after="30" w:line="269" w:lineRule="auto"/>
+            </w:pPr>
+            <w:r/>
+            <w:r>
+              <w:rPr>
+                <w:rFonts w:ascii="SimSun" w:hAnsi="SimSun" w:eastAsia="宋体"/>
+                <w:b w:val="0"/>
+                <w:i w:val="0"/>
+                <w:sz w:val="18"/>
+              </w:rPr>
+              <w:t>12</w:t>
+            </w:r>
+          </w:p>
+        </w:tc>
+        <w:tc>
+          <w:tcPr>
+            <w:vAlign w:val="center"/>
+            <w:tcW w:type="dxa" w:w="850"/>
+          </w:tcPr>
+          <w:p>
+            <w:pPr>
+              <w:spacing w:before="30" w:after="30" w:line="269" w:lineRule="auto"/>
+            </w:pPr>
+            <w:r/>
+            <w:r>
+              <w:rPr>
+                <w:rFonts w:ascii="SimSun" w:hAnsi="SimSun" w:eastAsia="宋体"/>
+                <w:b w:val="0"/>
+                <w:i w:val="0"/>
+                <w:sz w:val="18"/>
+              </w:rPr>
+              <w:t>全局</w:t>
+            </w:r>
+          </w:p>
+        </w:tc>
+        <w:tc>
+          <w:tcPr>
+            <w:vAlign w:val="center"/>
+            <w:tcW w:type="dxa" w:w="5642"/>
+          </w:tcPr>
+          <w:p>
+            <w:pPr>
+              <w:spacing w:before="30" w:after="30" w:line="269" w:lineRule="auto"/>
+            </w:pPr>
+            <w:r/>
+            <w:r>
+              <w:rPr>
+                <w:rFonts w:ascii="SimSun" w:hAnsi="SimSun" w:eastAsia="宋体"/>
+                <w:b w:val="0"/>
+                <w:i w:val="0"/>
+                <w:sz w:val="18"/>
+              </w:rPr>
+              <w:t>追溯查询</w:t>
             </w:r>
           </w:p>
         </w:tc>
@@ -1482,54 +2258,7 @@
                 <w:color w:val="C0392B"/>
                 <w:sz w:val="17"/>
               </w:rPr>
-              <w:t>/ai/light</w:t>
-            </w:r>
-          </w:p>
-        </w:tc>
-      </w:tr>
-      <w:tr>
-        <w:trPr>
-          <w:cantSplit/>
-        </w:trPr>
-        <w:tc>
-          <w:tcPr>
-            <w:vAlign w:val="center"/>
-            <w:tcW w:type="dxa" w:w="850"/>
-          </w:tcPr>
-          <w:p>
-            <w:pPr>
-              <w:spacing w:before="30" w:after="30" w:line="269" w:lineRule="auto"/>
-            </w:pPr>
-            <w:r/>
-            <w:r>
-              <w:rPr>
-                <w:rFonts w:ascii="SimSun" w:hAnsi="SimSun" w:eastAsia="宋体"/>
-                <w:b/>
-                <w:i w:val="0"/>
-                <w:sz w:val="18"/>
-              </w:rPr>
-              <w:t>全局</w:t>
-            </w:r>
-          </w:p>
-        </w:tc>
-        <w:tc>
-          <w:tcPr>
-            <w:vAlign w:val="center"/>
-            <w:tcW w:type="dxa" w:w="5971"/>
-          </w:tcPr>
-          <w:p>
-            <w:pPr>
-              <w:spacing w:before="30" w:after="30" w:line="269" w:lineRule="auto"/>
-            </w:pPr>
-            <w:r/>
-            <w:r>
-              <w:rPr>
-                <w:rFonts w:ascii="SimSun" w:hAnsi="SimSun" w:eastAsia="宋体"/>
-                <w:b/>
-                <w:i w:val="0"/>
-                <w:sz w:val="18"/>
-              </w:rPr>
-              <w:t>告警中心</w:t>
+              <w:t>/trace</w:t>
             </w:r>
           </w:p>
         </w:tc>
@@ -1546,20 +2275,79 @@
             <w:r>
               <w:rPr>
                 <w:rFonts w:ascii="SimSun" w:hAnsi="SimSun" w:eastAsia="宋体"/>
-                <w:b/>
-                <w:i w:val="0"/>
-                <w:sz w:val="18"/>
-              </w:rPr>
-              <w:t>队长</w:t>
-            </w:r>
-            <w:r>
-              <w:rPr>
-                <w:rFonts w:ascii="SimSun" w:hAnsi="SimSun" w:eastAsia="宋体"/>
                 <w:b w:val="0"/>
                 <w:i w:val="0"/>
                 <w:sz w:val="18"/>
               </w:rPr>
-              <w:t>（顶层）</w:t>
+              <w:t>队长（顶层）</w:t>
+            </w:r>
+          </w:p>
+        </w:tc>
+      </w:tr>
+      <w:tr>
+        <w:trPr>
+          <w:cantSplit/>
+        </w:trPr>
+        <w:tc>
+          <w:tcPr>
+            <w:vAlign w:val="center"/>
+            <w:tcW w:type="dxa" w:w="328"/>
+          </w:tcPr>
+          <w:p>
+            <w:pPr>
+              <w:spacing w:before="30" w:after="30" w:line="269" w:lineRule="auto"/>
+            </w:pPr>
+            <w:r/>
+            <w:r>
+              <w:rPr>
+                <w:rFonts w:ascii="SimSun" w:hAnsi="SimSun" w:eastAsia="宋体"/>
+                <w:b w:val="0"/>
+                <w:i w:val="0"/>
+                <w:sz w:val="18"/>
+              </w:rPr>
+              <w:t>13</w:t>
+            </w:r>
+          </w:p>
+        </w:tc>
+        <w:tc>
+          <w:tcPr>
+            <w:vAlign w:val="center"/>
+            <w:tcW w:type="dxa" w:w="850"/>
+          </w:tcPr>
+          <w:p>
+            <w:pPr>
+              <w:spacing w:before="30" w:after="30" w:line="269" w:lineRule="auto"/>
+            </w:pPr>
+            <w:r/>
+            <w:r>
+              <w:rPr>
+                <w:rFonts w:ascii="SimSun" w:hAnsi="SimSun" w:eastAsia="宋体"/>
+                <w:b w:val="0"/>
+                <w:i w:val="0"/>
+                <w:sz w:val="18"/>
+              </w:rPr>
+              <w:t>全局</w:t>
+            </w:r>
+          </w:p>
+        </w:tc>
+        <w:tc>
+          <w:tcPr>
+            <w:vAlign w:val="center"/>
+            <w:tcW w:type="dxa" w:w="5642"/>
+          </w:tcPr>
+          <w:p>
+            <w:pPr>
+              <w:spacing w:before="30" w:after="30" w:line="269" w:lineRule="auto"/>
+            </w:pPr>
+            <w:r/>
+            <w:r>
+              <w:rPr>
+                <w:rFonts w:ascii="SimSun" w:hAnsi="SimSun" w:eastAsia="宋体"/>
+                <w:b w:val="0"/>
+                <w:i w:val="0"/>
+                <w:sz w:val="18"/>
+              </w:rPr>
+              <w:t>参数配置</w:t>
             </w:r>
           </w:p>
         </w:tc>
@@ -1581,54 +2369,7 @@
                 <w:color w:val="C0392B"/>
                 <w:sz w:val="17"/>
               </w:rPr>
-              <w:t>/alarm</w:t>
-            </w:r>
-          </w:p>
-        </w:tc>
-      </w:tr>
-      <w:tr>
-        <w:trPr>
-          <w:cantSplit/>
-        </w:trPr>
-        <w:tc>
-          <w:tcPr>
-            <w:vAlign w:val="center"/>
-            <w:tcW w:type="dxa" w:w="850"/>
-          </w:tcPr>
-          <w:p>
-            <w:pPr>
-              <w:spacing w:before="30" w:after="30" w:line="269" w:lineRule="auto"/>
-            </w:pPr>
-            <w:r/>
-            <w:r>
-              <w:rPr>
-                <w:rFonts w:ascii="SimSun" w:hAnsi="SimSun" w:eastAsia="宋体"/>
-                <w:b/>
-                <w:i w:val="0"/>
-                <w:sz w:val="18"/>
-              </w:rPr>
-              <w:t>全局</w:t>
-            </w:r>
-          </w:p>
-        </w:tc>
-        <w:tc>
-          <w:tcPr>
-            <w:vAlign w:val="center"/>
-            <w:tcW w:type="dxa" w:w="5971"/>
-          </w:tcPr>
-          <w:p>
-            <w:pPr>
-              <w:spacing w:before="30" w:after="30" w:line="269" w:lineRule="auto"/>
-            </w:pPr>
-            <w:r/>
-            <w:r>
-              <w:rPr>
-                <w:rFonts w:ascii="SimSun" w:hAnsi="SimSun" w:eastAsia="宋体"/>
-                <w:b/>
-                <w:i w:val="0"/>
-                <w:sz w:val="18"/>
-              </w:rPr>
-              <w:t>处置中心</w:t>
+              <w:t>/config</w:t>
             </w:r>
           </w:p>
         </w:tc>
@@ -1645,27 +2386,67 @@
             <w:r>
               <w:rPr>
                 <w:rFonts w:ascii="SimSun" w:hAnsi="SimSun" w:eastAsia="宋体"/>
-                <w:b/>
-                <w:i w:val="0"/>
-                <w:sz w:val="18"/>
-              </w:rPr>
-              <w:t>队长</w:t>
-            </w:r>
-            <w:r>
-              <w:rPr>
-                <w:rFonts w:ascii="SimSun" w:hAnsi="SimSun" w:eastAsia="宋体"/>
                 <w:b w:val="0"/>
                 <w:i w:val="0"/>
                 <w:sz w:val="18"/>
               </w:rPr>
-              <w:t>（顶层）</w:t>
+              <w:t>队长（顶层）</w:t>
             </w:r>
           </w:p>
         </w:tc>
+      </w:tr>
+    </w:tbl>
+    <w:p>
+      <w:pPr>
+        <w:spacing w:before="0" w:after="40" w:line="96" w:lineRule="auto"/>
+      </w:pPr>
+    </w:p>
+    <w:p>
+      <w:pPr>
+        <w:keepNext/>
+        <w:spacing w:before="140" w:after="80" w:line="276" w:lineRule="auto"/>
+      </w:pPr>
+      <w:r>
+        <w:rPr>
+          <w:rFonts w:ascii="SimHei" w:hAnsi="SimHei" w:eastAsia="黑体"/>
+          <w:b/>
+          <w:color w:val="2F5496"/>
+          <w:sz w:val="22"/>
+        </w:rPr>
+        <w:t>阶段二：10-23 终版补齐 —— 再加 11 页（合计 24 页）</w:t>
+      </w:r>
+    </w:p>
+    <w:tbl>
+      <w:tblPr>
+        <w:tblStyle w:val="TableGrid"/>
+        <w:jc w:val="center"/>
+        <w:tblLook w:firstColumn="1" w:firstRow="1" w:lastColumn="0" w:lastRow="0" w:noHBand="0" w:noVBand="1" w:val="04A0"/>
+        <w:tblLayout w:type="fixed"/>
+        <w:tblW w:type="dxa" w:w="9412"/>
+        <w:tblCellMar>
+          <w:top w:w="0" w:type="dxa"/>
+          <w:left w:w="56" w:type="dxa"/>
+          <w:bottom w:w="0" w:type="dxa"/>
+          <w:right w:w="56" w:type="dxa"/>
+        </w:tblCellMar>
+      </w:tblPr>
+      <w:tblGrid>
+        <w:gridCol w:w="328"/>
+        <w:gridCol w:w="850"/>
+        <w:gridCol w:w="5678"/>
+        <w:gridCol w:w="1521"/>
+        <w:gridCol w:w="1033"/>
+      </w:tblGrid>
+      <w:tr>
+        <w:trPr>
+          <w:cantSplit/>
+          <w:tblHeader/>
+        </w:trPr>
         <w:tc>
           <w:tcPr>
             <w:vAlign w:val="center"/>
-            <w:tcW w:type="dxa" w:w="1373"/>
+            <w:shd w:val="clear" w:color="auto" w:fill="DCE6F1"/>
+            <w:tcW w:type="dxa" w:w="328"/>
           </w:tcPr>
           <w:p>
             <w:pPr>
@@ -1674,13 +2455,100 @@
             <w:r/>
             <w:r>
               <w:rPr>
-                <w:rFonts w:ascii="Consolas" w:hAnsi="Consolas" w:eastAsia="Consolas"/>
-                <w:b w:val="0"/>
-                <w:i w:val="0"/>
-                <w:color w:val="C0392B"/>
-                <w:sz w:val="17"/>
-              </w:rPr>
-              <w:t>/handle</w:t>
+                <w:rFonts w:ascii="SimSun" w:hAnsi="SimSun" w:eastAsia="宋体"/>
+                <w:b/>
+                <w:i w:val="0"/>
+                <w:sz w:val="18"/>
+              </w:rPr>
+              <w:t>#</w:t>
+            </w:r>
+          </w:p>
+        </w:tc>
+        <w:tc>
+          <w:tcPr>
+            <w:vAlign w:val="center"/>
+            <w:shd w:val="clear" w:color="auto" w:fill="DCE6F1"/>
+            <w:tcW w:type="dxa" w:w="850"/>
+          </w:tcPr>
+          <w:p>
+            <w:pPr>
+              <w:spacing w:before="30" w:after="30" w:line="269" w:lineRule="auto"/>
+            </w:pPr>
+            <w:r/>
+            <w:r>
+              <w:rPr>
+                <w:rFonts w:ascii="SimSun" w:hAnsi="SimSun" w:eastAsia="宋体"/>
+                <w:b/>
+                <w:i w:val="0"/>
+                <w:sz w:val="18"/>
+              </w:rPr>
+              <w:t>板块</w:t>
+            </w:r>
+          </w:p>
+        </w:tc>
+        <w:tc>
+          <w:tcPr>
+            <w:vAlign w:val="center"/>
+            <w:shd w:val="clear" w:color="auto" w:fill="DCE6F1"/>
+            <w:tcW w:type="dxa" w:w="5678"/>
+          </w:tcPr>
+          <w:p>
+            <w:pPr>
+              <w:spacing w:before="30" w:after="30" w:line="269" w:lineRule="auto"/>
+            </w:pPr>
+            <w:r/>
+            <w:r>
+              <w:rPr>
+                <w:rFonts w:ascii="SimSun" w:hAnsi="SimSun" w:eastAsia="宋体"/>
+                <w:b/>
+                <w:i w:val="0"/>
+                <w:sz w:val="18"/>
+              </w:rPr>
+              <w:t>页面</w:t>
+            </w:r>
+          </w:p>
+        </w:tc>
+        <w:tc>
+          <w:tcPr>
+            <w:vAlign w:val="center"/>
+            <w:shd w:val="clear" w:color="auto" w:fill="DCE6F1"/>
+            <w:tcW w:type="dxa" w:w="1521"/>
+          </w:tcPr>
+          <w:p>
+            <w:pPr>
+              <w:spacing w:before="30" w:after="30" w:line="269" w:lineRule="auto"/>
+            </w:pPr>
+            <w:r/>
+            <w:r>
+              <w:rPr>
+                <w:rFonts w:ascii="SimSun" w:hAnsi="SimSun" w:eastAsia="宋体"/>
+                <w:b/>
+                <w:i w:val="0"/>
+                <w:sz w:val="18"/>
+              </w:rPr>
+              <w:t>路由</w:t>
+            </w:r>
+          </w:p>
+        </w:tc>
+        <w:tc>
+          <w:tcPr>
+            <w:vAlign w:val="center"/>
+            <w:shd w:val="clear" w:color="auto" w:fill="DCE6F1"/>
+            <w:tcW w:type="dxa" w:w="1033"/>
+          </w:tcPr>
+          <w:p>
+            <w:pPr>
+              <w:spacing w:before="30" w:after="30" w:line="269" w:lineRule="auto"/>
+            </w:pPr>
+            <w:r/>
+            <w:r>
+              <w:rPr>
+                <w:rFonts w:ascii="SimSun" w:hAnsi="SimSun" w:eastAsia="宋体"/>
+                <w:b/>
+                <w:i w:val="0"/>
+                <w:sz w:val="18"/>
+              </w:rPr>
+              <w:t>领域负责人</w:t>
             </w:r>
           </w:p>
         </w:tc>
@@ -1692,6 +2560,27 @@
         <w:tc>
           <w:tcPr>
             <w:vAlign w:val="center"/>
+            <w:tcW w:type="dxa" w:w="328"/>
+          </w:tcPr>
+          <w:p>
+            <w:pPr>
+              <w:spacing w:before="30" w:after="30" w:line="269" w:lineRule="auto"/>
+            </w:pPr>
+            <w:r/>
+            <w:r>
+              <w:rPr>
+                <w:rFonts w:ascii="SimSun" w:hAnsi="SimSun" w:eastAsia="宋体"/>
+                <w:b w:val="0"/>
+                <w:i w:val="0"/>
+                <w:sz w:val="18"/>
+              </w:rPr>
+              <w:t>14</w:t>
+            </w:r>
+          </w:p>
+        </w:tc>
+        <w:tc>
+          <w:tcPr>
+            <w:vAlign w:val="center"/>
             <w:tcW w:type="dxa" w:w="850"/>
           </w:tcPr>
           <w:p>
@@ -1702,18 +2591,18 @@
             <w:r>
               <w:rPr>
                 <w:rFonts w:ascii="SimSun" w:hAnsi="SimSun" w:eastAsia="宋体"/>
-                <w:b/>
-                <w:i w:val="0"/>
-                <w:sz w:val="18"/>
-              </w:rPr>
-              <w:t>全局</w:t>
+                <w:b w:val="0"/>
+                <w:i w:val="0"/>
+                <w:sz w:val="18"/>
+              </w:rPr>
+              <w:t>鱼类</w:t>
             </w:r>
           </w:p>
         </w:tc>
         <w:tc>
           <w:tcPr>
             <w:vAlign w:val="center"/>
-            <w:tcW w:type="dxa" w:w="5971"/>
+            <w:tcW w:type="dxa" w:w="5678"/>
           </w:tcPr>
           <w:p>
             <w:pPr>
@@ -1723,18 +2612,18 @@
             <w:r>
               <w:rPr>
                 <w:rFonts w:ascii="SimSun" w:hAnsi="SimSun" w:eastAsia="宋体"/>
-                <w:b/>
-                <w:i w:val="0"/>
-                <w:sz w:val="18"/>
-              </w:rPr>
-              <w:t>追溯查询</w:t>
+                <w:b w:val="0"/>
+                <w:i w:val="0"/>
+                <w:sz w:val="18"/>
+              </w:rPr>
+              <w:t>生长模型与预测</w:t>
             </w:r>
           </w:p>
         </w:tc>
         <w:tc>
           <w:tcPr>
             <w:vAlign w:val="center"/>
-            <w:tcW w:type="dxa" w:w="1217"/>
+            <w:tcW w:type="dxa" w:w="1521"/>
           </w:tcPr>
           <w:p>
             <w:pPr>
@@ -1743,28 +2632,20 @@
             <w:r/>
             <w:r>
               <w:rPr>
-                <w:rFonts w:ascii="SimSun" w:hAnsi="SimSun" w:eastAsia="宋体"/>
-                <w:b/>
-                <w:i w:val="0"/>
-                <w:sz w:val="18"/>
-              </w:rPr>
-              <w:t>队长</w:t>
-            </w:r>
-            <w:r>
-              <w:rPr>
-                <w:rFonts w:ascii="SimSun" w:hAnsi="SimSun" w:eastAsia="宋体"/>
+                <w:rFonts w:ascii="Consolas" w:hAnsi="Consolas" w:eastAsia="Consolas"/>
                 <w:b w:val="0"/>
                 <w:i w:val="0"/>
-                <w:sz w:val="18"/>
-              </w:rPr>
-              <w:t>（顶层）</w:t>
+                <w:color w:val="C0392B"/>
+                <w:sz w:val="17"/>
+              </w:rPr>
+              <w:t>/fish/growth</w:t>
             </w:r>
           </w:p>
         </w:tc>
         <w:tc>
           <w:tcPr>
             <w:vAlign w:val="center"/>
-            <w:tcW w:type="dxa" w:w="1373"/>
+            <w:tcW w:type="dxa" w:w="1033"/>
           </w:tcPr>
           <w:p>
             <w:pPr>
@@ -1773,13 +2654,12 @@
             <w:r/>
             <w:r>
               <w:rPr>
-                <w:rFonts w:ascii="Consolas" w:hAnsi="Consolas" w:eastAsia="Consolas"/>
+                <w:rFonts w:ascii="SimSun" w:hAnsi="SimSun" w:eastAsia="宋体"/>
                 <w:b w:val="0"/>
                 <w:i w:val="0"/>
-                <w:color w:val="C0392B"/>
-                <w:sz w:val="17"/>
-              </w:rPr>
-              <w:t>/trace</w:t>
+                <w:sz w:val="18"/>
+              </w:rPr>
+              <w:t>王浩然</w:t>
             </w:r>
           </w:p>
         </w:tc>
@@ -1791,6 +2671,27 @@
         <w:tc>
           <w:tcPr>
             <w:vAlign w:val="center"/>
+            <w:tcW w:type="dxa" w:w="328"/>
+          </w:tcPr>
+          <w:p>
+            <w:pPr>
+              <w:spacing w:before="30" w:after="30" w:line="269" w:lineRule="auto"/>
+            </w:pPr>
+            <w:r/>
+            <w:r>
+              <w:rPr>
+                <w:rFonts w:ascii="SimSun" w:hAnsi="SimSun" w:eastAsia="宋体"/>
+                <w:b w:val="0"/>
+                <w:i w:val="0"/>
+                <w:sz w:val="18"/>
+              </w:rPr>
+              <w:t>15</w:t>
+            </w:r>
+          </w:p>
+        </w:tc>
+        <w:tc>
+          <w:tcPr>
+            <w:vAlign w:val="center"/>
             <w:tcW w:type="dxa" w:w="850"/>
           </w:tcPr>
           <w:p>
@@ -1801,18 +2702,18 @@
             <w:r>
               <w:rPr>
                 <w:rFonts w:ascii="SimSun" w:hAnsi="SimSun" w:eastAsia="宋体"/>
-                <w:b/>
-                <w:i w:val="0"/>
-                <w:sz w:val="18"/>
-              </w:rPr>
-              <w:t>全局</w:t>
+                <w:b w:val="0"/>
+                <w:i w:val="0"/>
+                <w:sz w:val="18"/>
+              </w:rPr>
+              <w:t>鱼类</w:t>
             </w:r>
           </w:p>
         </w:tc>
         <w:tc>
           <w:tcPr>
             <w:vAlign w:val="center"/>
-            <w:tcW w:type="dxa" w:w="5971"/>
+            <w:tcW w:type="dxa" w:w="5678"/>
           </w:tcPr>
           <w:p>
             <w:pPr>
@@ -1822,18 +2723,18 @@
             <w:r>
               <w:rPr>
                 <w:rFonts w:ascii="SimSun" w:hAnsi="SimSun" w:eastAsia="宋体"/>
-                <w:b/>
-                <w:i w:val="0"/>
-                <w:sz w:val="18"/>
-              </w:rPr>
-              <w:t>参数配置</w:t>
+                <w:b w:val="0"/>
+                <w:i w:val="0"/>
+                <w:sz w:val="18"/>
+              </w:rPr>
+              <w:t>原始数据明细</w:t>
             </w:r>
           </w:p>
         </w:tc>
         <w:tc>
           <w:tcPr>
             <w:vAlign w:val="center"/>
-            <w:tcW w:type="dxa" w:w="1217"/>
+            <w:tcW w:type="dxa" w:w="1521"/>
           </w:tcPr>
           <w:p>
             <w:pPr>
@@ -1842,28 +2743,20 @@
             <w:r/>
             <w:r>
               <w:rPr>
-                <w:rFonts w:ascii="SimSun" w:hAnsi="SimSun" w:eastAsia="宋体"/>
-                <w:b/>
-                <w:i w:val="0"/>
-                <w:sz w:val="18"/>
-              </w:rPr>
-              <w:t>队长</w:t>
-            </w:r>
-            <w:r>
-              <w:rPr>
-                <w:rFonts w:ascii="SimSun" w:hAnsi="SimSun" w:eastAsia="宋体"/>
+                <w:rFonts w:ascii="Consolas" w:hAnsi="Consolas" w:eastAsia="Consolas"/>
                 <w:b w:val="0"/>
                 <w:i w:val="0"/>
-                <w:sz w:val="18"/>
-              </w:rPr>
-              <w:t>（顶层）</w:t>
+                <w:color w:val="C0392B"/>
+                <w:sz w:val="17"/>
+              </w:rPr>
+              <w:t>/fish/records</w:t>
             </w:r>
           </w:p>
         </w:tc>
         <w:tc>
           <w:tcPr>
             <w:vAlign w:val="center"/>
-            <w:tcW w:type="dxa" w:w="1373"/>
+            <w:tcW w:type="dxa" w:w="1033"/>
           </w:tcPr>
           <w:p>
             <w:pPr>
@@ -1872,13 +2765,1011 @@
             <w:r/>
             <w:r>
               <w:rPr>
+                <w:rFonts w:ascii="SimSun" w:hAnsi="SimSun" w:eastAsia="宋体"/>
+                <w:b w:val="0"/>
+                <w:i w:val="0"/>
+                <w:sz w:val="18"/>
+              </w:rPr>
+              <w:t>王浩然</w:t>
+            </w:r>
+          </w:p>
+        </w:tc>
+      </w:tr>
+      <w:tr>
+        <w:trPr>
+          <w:cantSplit/>
+        </w:trPr>
+        <w:tc>
+          <w:tcPr>
+            <w:vAlign w:val="center"/>
+            <w:tcW w:type="dxa" w:w="328"/>
+          </w:tcPr>
+          <w:p>
+            <w:pPr>
+              <w:spacing w:before="30" w:after="30" w:line="269" w:lineRule="auto"/>
+            </w:pPr>
+            <w:r/>
+            <w:r>
+              <w:rPr>
+                <w:rFonts w:ascii="SimSun" w:hAnsi="SimSun" w:eastAsia="宋体"/>
+                <w:b w:val="0"/>
+                <w:i w:val="0"/>
+                <w:sz w:val="18"/>
+              </w:rPr>
+              <w:t>16</w:t>
+            </w:r>
+          </w:p>
+        </w:tc>
+        <w:tc>
+          <w:tcPr>
+            <w:vAlign w:val="center"/>
+            <w:tcW w:type="dxa" w:w="850"/>
+          </w:tcPr>
+          <w:p>
+            <w:pPr>
+              <w:spacing w:before="30" w:after="30" w:line="269" w:lineRule="auto"/>
+            </w:pPr>
+            <w:r/>
+            <w:r>
+              <w:rPr>
+                <w:rFonts w:ascii="SimSun" w:hAnsi="SimSun" w:eastAsia="宋体"/>
+                <w:b w:val="0"/>
+                <w:i w:val="0"/>
+                <w:sz w:val="18"/>
+              </w:rPr>
+              <w:t>鱼类</w:t>
+            </w:r>
+          </w:p>
+        </w:tc>
+        <w:tc>
+          <w:tcPr>
+            <w:vAlign w:val="center"/>
+            <w:tcW w:type="dxa" w:w="5678"/>
+          </w:tcPr>
+          <w:p>
+            <w:pPr>
+              <w:spacing w:before="30" w:after="30" w:line="269" w:lineRule="auto"/>
+            </w:pPr>
+            <w:r/>
+            <w:r>
+              <w:rPr>
+                <w:rFonts w:ascii="SimSun" w:hAnsi="SimSun" w:eastAsia="宋体"/>
+                <w:b w:val="0"/>
+                <w:i w:val="0"/>
+                <w:sz w:val="18"/>
+              </w:rPr>
+              <w:t>鱼类仿真控制</w:t>
+            </w:r>
+          </w:p>
+        </w:tc>
+        <w:tc>
+          <w:tcPr>
+            <w:vAlign w:val="center"/>
+            <w:tcW w:type="dxa" w:w="1521"/>
+          </w:tcPr>
+          <w:p>
+            <w:pPr>
+              <w:spacing w:before="30" w:after="30" w:line="269" w:lineRule="auto"/>
+            </w:pPr>
+            <w:r/>
+            <w:r>
+              <w:rPr>
                 <w:rFonts w:ascii="Consolas" w:hAnsi="Consolas" w:eastAsia="Consolas"/>
                 <w:b w:val="0"/>
                 <w:i w:val="0"/>
                 <w:color w:val="C0392B"/>
                 <w:sz w:val="17"/>
               </w:rPr>
-              <w:t>/config</w:t>
+              <w:t>/fish/simulator</w:t>
+            </w:r>
+          </w:p>
+        </w:tc>
+        <w:tc>
+          <w:tcPr>
+            <w:vAlign w:val="center"/>
+            <w:tcW w:type="dxa" w:w="1033"/>
+          </w:tcPr>
+          <w:p>
+            <w:pPr>
+              <w:spacing w:before="30" w:after="30" w:line="269" w:lineRule="auto"/>
+            </w:pPr>
+            <w:r/>
+            <w:r>
+              <w:rPr>
+                <w:rFonts w:ascii="SimSun" w:hAnsi="SimSun" w:eastAsia="宋体"/>
+                <w:b w:val="0"/>
+                <w:i w:val="0"/>
+                <w:sz w:val="18"/>
+              </w:rPr>
+              <w:t>王浩然</w:t>
+            </w:r>
+          </w:p>
+        </w:tc>
+      </w:tr>
+      <w:tr>
+        <w:trPr>
+          <w:cantSplit/>
+        </w:trPr>
+        <w:tc>
+          <w:tcPr>
+            <w:vAlign w:val="center"/>
+            <w:tcW w:type="dxa" w:w="328"/>
+          </w:tcPr>
+          <w:p>
+            <w:pPr>
+              <w:spacing w:before="30" w:after="30" w:line="269" w:lineRule="auto"/>
+            </w:pPr>
+            <w:r/>
+            <w:r>
+              <w:rPr>
+                <w:rFonts w:ascii="SimSun" w:hAnsi="SimSun" w:eastAsia="宋体"/>
+                <w:b w:val="0"/>
+                <w:i w:val="0"/>
+                <w:sz w:val="18"/>
+              </w:rPr>
+              <w:t>17</w:t>
+            </w:r>
+          </w:p>
+        </w:tc>
+        <w:tc>
+          <w:tcPr>
+            <w:vAlign w:val="center"/>
+            <w:tcW w:type="dxa" w:w="850"/>
+          </w:tcPr>
+          <w:p>
+            <w:pPr>
+              <w:spacing w:before="30" w:after="30" w:line="269" w:lineRule="auto"/>
+            </w:pPr>
+            <w:r/>
+            <w:r>
+              <w:rPr>
+                <w:rFonts w:ascii="SimSun" w:hAnsi="SimSun" w:eastAsia="宋体"/>
+                <w:b w:val="0"/>
+                <w:i w:val="0"/>
+                <w:sz w:val="18"/>
+              </w:rPr>
+              <w:t>环境</w:t>
+            </w:r>
+          </w:p>
+        </w:tc>
+        <w:tc>
+          <w:tcPr>
+            <w:vAlign w:val="center"/>
+            <w:tcW w:type="dxa" w:w="5678"/>
+          </w:tcPr>
+          <w:p>
+            <w:pPr>
+              <w:spacing w:before="30" w:after="30" w:line="269" w:lineRule="auto"/>
+            </w:pPr>
+            <w:r/>
+            <w:r>
+              <w:rPr>
+                <w:rFonts w:ascii="SimSun" w:hAnsi="SimSun" w:eastAsia="宋体"/>
+                <w:b w:val="0"/>
+                <w:i w:val="0"/>
+                <w:sz w:val="18"/>
+              </w:rPr>
+              <w:t>原始数据明细</w:t>
+            </w:r>
+          </w:p>
+        </w:tc>
+        <w:tc>
+          <w:tcPr>
+            <w:vAlign w:val="center"/>
+            <w:tcW w:type="dxa" w:w="1521"/>
+          </w:tcPr>
+          <w:p>
+            <w:pPr>
+              <w:spacing w:before="30" w:after="30" w:line="269" w:lineRule="auto"/>
+            </w:pPr>
+            <w:r/>
+            <w:r>
+              <w:rPr>
+                <w:rFonts w:ascii="Consolas" w:hAnsi="Consolas" w:eastAsia="Consolas"/>
+                <w:b w:val="0"/>
+                <w:i w:val="0"/>
+                <w:color w:val="C0392B"/>
+                <w:sz w:val="17"/>
+              </w:rPr>
+              <w:t>/env/records</w:t>
+            </w:r>
+          </w:p>
+        </w:tc>
+        <w:tc>
+          <w:tcPr>
+            <w:vAlign w:val="center"/>
+            <w:tcW w:type="dxa" w:w="1033"/>
+          </w:tcPr>
+          <w:p>
+            <w:pPr>
+              <w:spacing w:before="30" w:after="30" w:line="269" w:lineRule="auto"/>
+            </w:pPr>
+            <w:r/>
+            <w:r>
+              <w:rPr>
+                <w:rFonts w:ascii="SimSun" w:hAnsi="SimSun" w:eastAsia="宋体"/>
+                <w:b w:val="0"/>
+                <w:i w:val="0"/>
+                <w:sz w:val="18"/>
+              </w:rPr>
+              <w:t>刘伟豪</w:t>
+            </w:r>
+          </w:p>
+        </w:tc>
+      </w:tr>
+      <w:tr>
+        <w:trPr>
+          <w:cantSplit/>
+        </w:trPr>
+        <w:tc>
+          <w:tcPr>
+            <w:vAlign w:val="center"/>
+            <w:tcW w:type="dxa" w:w="328"/>
+          </w:tcPr>
+          <w:p>
+            <w:pPr>
+              <w:spacing w:before="30" w:after="30" w:line="269" w:lineRule="auto"/>
+            </w:pPr>
+            <w:r/>
+            <w:r>
+              <w:rPr>
+                <w:rFonts w:ascii="SimSun" w:hAnsi="SimSun" w:eastAsia="宋体"/>
+                <w:b w:val="0"/>
+                <w:i w:val="0"/>
+                <w:sz w:val="18"/>
+              </w:rPr>
+              <w:t>18</w:t>
+            </w:r>
+          </w:p>
+        </w:tc>
+        <w:tc>
+          <w:tcPr>
+            <w:vAlign w:val="center"/>
+            <w:tcW w:type="dxa" w:w="850"/>
+          </w:tcPr>
+          <w:p>
+            <w:pPr>
+              <w:spacing w:before="30" w:after="30" w:line="269" w:lineRule="auto"/>
+            </w:pPr>
+            <w:r/>
+            <w:r>
+              <w:rPr>
+                <w:rFonts w:ascii="SimSun" w:hAnsi="SimSun" w:eastAsia="宋体"/>
+                <w:b w:val="0"/>
+                <w:i w:val="0"/>
+                <w:sz w:val="18"/>
+              </w:rPr>
+              <w:t>环境</w:t>
+            </w:r>
+          </w:p>
+        </w:tc>
+        <w:tc>
+          <w:tcPr>
+            <w:vAlign w:val="center"/>
+            <w:tcW w:type="dxa" w:w="5678"/>
+          </w:tcPr>
+          <w:p>
+            <w:pPr>
+              <w:spacing w:before="30" w:after="30" w:line="269" w:lineRule="auto"/>
+            </w:pPr>
+            <w:r/>
+            <w:r>
+              <w:rPr>
+                <w:rFonts w:ascii="SimSun" w:hAnsi="SimSun" w:eastAsia="宋体"/>
+                <w:b w:val="0"/>
+                <w:i w:val="0"/>
+                <w:sz w:val="18"/>
+              </w:rPr>
+              <w:t>环境仿真控制</w:t>
+            </w:r>
+          </w:p>
+        </w:tc>
+        <w:tc>
+          <w:tcPr>
+            <w:vAlign w:val="center"/>
+            <w:tcW w:type="dxa" w:w="1521"/>
+          </w:tcPr>
+          <w:p>
+            <w:pPr>
+              <w:spacing w:before="30" w:after="30" w:line="269" w:lineRule="auto"/>
+            </w:pPr>
+            <w:r/>
+            <w:r>
+              <w:rPr>
+                <w:rFonts w:ascii="Consolas" w:hAnsi="Consolas" w:eastAsia="Consolas"/>
+                <w:b w:val="0"/>
+                <w:i w:val="0"/>
+                <w:color w:val="C0392B"/>
+                <w:sz w:val="17"/>
+              </w:rPr>
+              <w:t>/env/simulator</w:t>
+            </w:r>
+          </w:p>
+        </w:tc>
+        <w:tc>
+          <w:tcPr>
+            <w:vAlign w:val="center"/>
+            <w:tcW w:type="dxa" w:w="1033"/>
+          </w:tcPr>
+          <w:p>
+            <w:pPr>
+              <w:spacing w:before="30" w:after="30" w:line="269" w:lineRule="auto"/>
+            </w:pPr>
+            <w:r/>
+            <w:r>
+              <w:rPr>
+                <w:rFonts w:ascii="SimSun" w:hAnsi="SimSun" w:eastAsia="宋体"/>
+                <w:b w:val="0"/>
+                <w:i w:val="0"/>
+                <w:sz w:val="18"/>
+              </w:rPr>
+              <w:t>刘伟豪</w:t>
+            </w:r>
+          </w:p>
+        </w:tc>
+      </w:tr>
+      <w:tr>
+        <w:trPr>
+          <w:cantSplit/>
+        </w:trPr>
+        <w:tc>
+          <w:tcPr>
+            <w:vAlign w:val="center"/>
+            <w:tcW w:type="dxa" w:w="328"/>
+          </w:tcPr>
+          <w:p>
+            <w:pPr>
+              <w:spacing w:before="30" w:after="30" w:line="269" w:lineRule="auto"/>
+            </w:pPr>
+            <w:r/>
+            <w:r>
+              <w:rPr>
+                <w:rFonts w:ascii="SimSun" w:hAnsi="SimSun" w:eastAsia="宋体"/>
+                <w:b w:val="0"/>
+                <w:i w:val="0"/>
+                <w:sz w:val="18"/>
+              </w:rPr>
+              <w:t>19</w:t>
+            </w:r>
+          </w:p>
+        </w:tc>
+        <w:tc>
+          <w:tcPr>
+            <w:vAlign w:val="center"/>
+            <w:tcW w:type="dxa" w:w="850"/>
+          </w:tcPr>
+          <w:p>
+            <w:pPr>
+              <w:spacing w:before="30" w:after="30" w:line="269" w:lineRule="auto"/>
+            </w:pPr>
+            <w:r/>
+            <w:r>
+              <w:rPr>
+                <w:rFonts w:ascii="SimSun" w:hAnsi="SimSun" w:eastAsia="宋体"/>
+                <w:b w:val="0"/>
+                <w:i w:val="0"/>
+                <w:sz w:val="18"/>
+              </w:rPr>
+              <w:t>结构安全</w:t>
+            </w:r>
+          </w:p>
+        </w:tc>
+        <w:tc>
+          <w:tcPr>
+            <w:vAlign w:val="center"/>
+            <w:tcW w:type="dxa" w:w="5678"/>
+          </w:tcPr>
+          <w:p>
+            <w:pPr>
+              <w:spacing w:before="30" w:after="30" w:line="269" w:lineRule="auto"/>
+            </w:pPr>
+            <w:r/>
+            <w:r>
+              <w:rPr>
+                <w:rFonts w:ascii="SimSun" w:hAnsi="SimSun" w:eastAsia="宋体"/>
+                <w:b w:val="0"/>
+                <w:i w:val="0"/>
+                <w:sz w:val="18"/>
+              </w:rPr>
+              <w:t>结构安全总览</w:t>
+            </w:r>
+          </w:p>
+        </w:tc>
+        <w:tc>
+          <w:tcPr>
+            <w:vAlign w:val="center"/>
+            <w:tcW w:type="dxa" w:w="1521"/>
+          </w:tcPr>
+          <w:p>
+            <w:pPr>
+              <w:spacing w:before="30" w:after="30" w:line="269" w:lineRule="auto"/>
+            </w:pPr>
+            <w:r/>
+            <w:r>
+              <w:rPr>
+                <w:rFonts w:ascii="Consolas" w:hAnsi="Consolas" w:eastAsia="Consolas"/>
+                <w:b w:val="0"/>
+                <w:i w:val="0"/>
+                <w:color w:val="C0392B"/>
+                <w:sz w:val="17"/>
+              </w:rPr>
+              <w:t>/struct/overview</w:t>
+            </w:r>
+          </w:p>
+        </w:tc>
+        <w:tc>
+          <w:tcPr>
+            <w:vAlign w:val="center"/>
+            <w:tcW w:type="dxa" w:w="1033"/>
+          </w:tcPr>
+          <w:p>
+            <w:pPr>
+              <w:spacing w:before="30" w:after="30" w:line="269" w:lineRule="auto"/>
+            </w:pPr>
+            <w:r/>
+            <w:r>
+              <w:rPr>
+                <w:rFonts w:ascii="SimSun" w:hAnsi="SimSun" w:eastAsia="宋体"/>
+                <w:b w:val="0"/>
+                <w:i w:val="0"/>
+                <w:sz w:val="18"/>
+              </w:rPr>
+              <w:t>邓宇涵</w:t>
+            </w:r>
+          </w:p>
+        </w:tc>
+      </w:tr>
+      <w:tr>
+        <w:trPr>
+          <w:cantSplit/>
+        </w:trPr>
+        <w:tc>
+          <w:tcPr>
+            <w:vAlign w:val="center"/>
+            <w:tcW w:type="dxa" w:w="328"/>
+          </w:tcPr>
+          <w:p>
+            <w:pPr>
+              <w:spacing w:before="30" w:after="30" w:line="269" w:lineRule="auto"/>
+            </w:pPr>
+            <w:r/>
+            <w:r>
+              <w:rPr>
+                <w:rFonts w:ascii="SimSun" w:hAnsi="SimSun" w:eastAsia="宋体"/>
+                <w:b w:val="0"/>
+                <w:i w:val="0"/>
+                <w:sz w:val="18"/>
+              </w:rPr>
+              <w:t>20</w:t>
+            </w:r>
+          </w:p>
+        </w:tc>
+        <w:tc>
+          <w:tcPr>
+            <w:vAlign w:val="center"/>
+            <w:tcW w:type="dxa" w:w="850"/>
+          </w:tcPr>
+          <w:p>
+            <w:pPr>
+              <w:spacing w:before="30" w:after="30" w:line="269" w:lineRule="auto"/>
+            </w:pPr>
+            <w:r/>
+            <w:r>
+              <w:rPr>
+                <w:rFonts w:ascii="SimSun" w:hAnsi="SimSun" w:eastAsia="宋体"/>
+                <w:b w:val="0"/>
+                <w:i w:val="0"/>
+                <w:sz w:val="18"/>
+              </w:rPr>
+              <w:t>结构安全</w:t>
+            </w:r>
+          </w:p>
+        </w:tc>
+        <w:tc>
+          <w:tcPr>
+            <w:vAlign w:val="center"/>
+            <w:tcW w:type="dxa" w:w="5678"/>
+          </w:tcPr>
+          <w:p>
+            <w:pPr>
+              <w:spacing w:before="30" w:after="30" w:line="269" w:lineRule="auto"/>
+            </w:pPr>
+            <w:r/>
+            <w:r>
+              <w:rPr>
+                <w:rFonts w:ascii="SimSun" w:hAnsi="SimSun" w:eastAsia="宋体"/>
+                <w:b w:val="0"/>
+                <w:i w:val="0"/>
+                <w:sz w:val="18"/>
+              </w:rPr>
+              <w:t>监测详情</w:t>
+            </w:r>
+          </w:p>
+        </w:tc>
+        <w:tc>
+          <w:tcPr>
+            <w:vAlign w:val="center"/>
+            <w:tcW w:type="dxa" w:w="1521"/>
+          </w:tcPr>
+          <w:p>
+            <w:pPr>
+              <w:spacing w:before="30" w:after="30" w:line="269" w:lineRule="auto"/>
+            </w:pPr>
+            <w:r/>
+            <w:r>
+              <w:rPr>
+                <w:rFonts w:ascii="Consolas" w:hAnsi="Consolas" w:eastAsia="Consolas"/>
+                <w:b w:val="0"/>
+                <w:i w:val="0"/>
+                <w:color w:val="C0392B"/>
+                <w:sz w:val="17"/>
+              </w:rPr>
+              <w:t>/struct/detail</w:t>
+            </w:r>
+          </w:p>
+        </w:tc>
+        <w:tc>
+          <w:tcPr>
+            <w:vAlign w:val="center"/>
+            <w:tcW w:type="dxa" w:w="1033"/>
+          </w:tcPr>
+          <w:p>
+            <w:pPr>
+              <w:spacing w:before="30" w:after="30" w:line="269" w:lineRule="auto"/>
+            </w:pPr>
+            <w:r/>
+            <w:r>
+              <w:rPr>
+                <w:rFonts w:ascii="SimSun" w:hAnsi="SimSun" w:eastAsia="宋体"/>
+                <w:b w:val="0"/>
+                <w:i w:val="0"/>
+                <w:sz w:val="18"/>
+              </w:rPr>
+              <w:t>邓宇涵</w:t>
+            </w:r>
+          </w:p>
+        </w:tc>
+      </w:tr>
+      <w:tr>
+        <w:trPr>
+          <w:cantSplit/>
+        </w:trPr>
+        <w:tc>
+          <w:tcPr>
+            <w:vAlign w:val="center"/>
+            <w:tcW w:type="dxa" w:w="328"/>
+          </w:tcPr>
+          <w:p>
+            <w:pPr>
+              <w:spacing w:before="30" w:after="30" w:line="269" w:lineRule="auto"/>
+            </w:pPr>
+            <w:r/>
+            <w:r>
+              <w:rPr>
+                <w:rFonts w:ascii="SimSun" w:hAnsi="SimSun" w:eastAsia="宋体"/>
+                <w:b w:val="0"/>
+                <w:i w:val="0"/>
+                <w:sz w:val="18"/>
+              </w:rPr>
+              <w:t>21</w:t>
+            </w:r>
+          </w:p>
+        </w:tc>
+        <w:tc>
+          <w:tcPr>
+            <w:vAlign w:val="center"/>
+            <w:tcW w:type="dxa" w:w="850"/>
+          </w:tcPr>
+          <w:p>
+            <w:pPr>
+              <w:spacing w:before="30" w:after="30" w:line="269" w:lineRule="auto"/>
+            </w:pPr>
+            <w:r/>
+            <w:r>
+              <w:rPr>
+                <w:rFonts w:ascii="SimSun" w:hAnsi="SimSun" w:eastAsia="宋体"/>
+                <w:b w:val="0"/>
+                <w:i w:val="0"/>
+                <w:sz w:val="18"/>
+              </w:rPr>
+              <w:t>结构安全</w:t>
+            </w:r>
+          </w:p>
+        </w:tc>
+        <w:tc>
+          <w:tcPr>
+            <w:vAlign w:val="center"/>
+            <w:tcW w:type="dxa" w:w="5678"/>
+          </w:tcPr>
+          <w:p>
+            <w:pPr>
+              <w:spacing w:before="30" w:after="30" w:line="269" w:lineRule="auto"/>
+            </w:pPr>
+            <w:r/>
+            <w:r>
+              <w:rPr>
+                <w:rFonts w:ascii="SimSun" w:hAnsi="SimSun" w:eastAsia="宋体"/>
+                <w:b w:val="0"/>
+                <w:i w:val="0"/>
+                <w:sz w:val="18"/>
+              </w:rPr>
+              <w:t>规则配置</w:t>
+            </w:r>
+          </w:p>
+        </w:tc>
+        <w:tc>
+          <w:tcPr>
+            <w:vAlign w:val="center"/>
+            <w:tcW w:type="dxa" w:w="1521"/>
+          </w:tcPr>
+          <w:p>
+            <w:pPr>
+              <w:spacing w:before="30" w:after="30" w:line="269" w:lineRule="auto"/>
+            </w:pPr>
+            <w:r/>
+            <w:r>
+              <w:rPr>
+                <w:rFonts w:ascii="Consolas" w:hAnsi="Consolas" w:eastAsia="Consolas"/>
+                <w:b w:val="0"/>
+                <w:i w:val="0"/>
+                <w:color w:val="C0392B"/>
+                <w:sz w:val="17"/>
+              </w:rPr>
+              <w:t>/struct/rules</w:t>
+            </w:r>
+          </w:p>
+        </w:tc>
+        <w:tc>
+          <w:tcPr>
+            <w:vAlign w:val="center"/>
+            <w:tcW w:type="dxa" w:w="1033"/>
+          </w:tcPr>
+          <w:p>
+            <w:pPr>
+              <w:spacing w:before="30" w:after="30" w:line="269" w:lineRule="auto"/>
+            </w:pPr>
+            <w:r/>
+            <w:r>
+              <w:rPr>
+                <w:rFonts w:ascii="SimSun" w:hAnsi="SimSun" w:eastAsia="宋体"/>
+                <w:b w:val="0"/>
+                <w:i w:val="0"/>
+                <w:sz w:val="18"/>
+              </w:rPr>
+              <w:t>邓宇涵</w:t>
+            </w:r>
+          </w:p>
+        </w:tc>
+      </w:tr>
+      <w:tr>
+        <w:trPr>
+          <w:cantSplit/>
+        </w:trPr>
+        <w:tc>
+          <w:tcPr>
+            <w:vAlign w:val="center"/>
+            <w:tcW w:type="dxa" w:w="328"/>
+          </w:tcPr>
+          <w:p>
+            <w:pPr>
+              <w:spacing w:before="30" w:after="30" w:line="269" w:lineRule="auto"/>
+            </w:pPr>
+            <w:r/>
+            <w:r>
+              <w:rPr>
+                <w:rFonts w:ascii="SimSun" w:hAnsi="SimSun" w:eastAsia="宋体"/>
+                <w:b w:val="0"/>
+                <w:i w:val="0"/>
+                <w:sz w:val="18"/>
+              </w:rPr>
+              <w:t>22</w:t>
+            </w:r>
+          </w:p>
+        </w:tc>
+        <w:tc>
+          <w:tcPr>
+            <w:vAlign w:val="center"/>
+            <w:tcW w:type="dxa" w:w="850"/>
+          </w:tcPr>
+          <w:p>
+            <w:pPr>
+              <w:spacing w:before="30" w:after="30" w:line="269" w:lineRule="auto"/>
+            </w:pPr>
+            <w:r/>
+            <w:r>
+              <w:rPr>
+                <w:rFonts w:ascii="SimSun" w:hAnsi="SimSun" w:eastAsia="宋体"/>
+                <w:b w:val="0"/>
+                <w:i w:val="0"/>
+                <w:sz w:val="18"/>
+              </w:rPr>
+              <w:t>结构安全</w:t>
+            </w:r>
+          </w:p>
+        </w:tc>
+        <w:tc>
+          <w:tcPr>
+            <w:vAlign w:val="center"/>
+            <w:tcW w:type="dxa" w:w="5678"/>
+          </w:tcPr>
+          <w:p>
+            <w:pPr>
+              <w:spacing w:before="30" w:after="30" w:line="269" w:lineRule="auto"/>
+            </w:pPr>
+            <w:r/>
+            <w:r>
+              <w:rPr>
+                <w:rFonts w:ascii="SimSun" w:hAnsi="SimSun" w:eastAsia="宋体"/>
+                <w:b w:val="0"/>
+                <w:i w:val="0"/>
+                <w:sz w:val="18"/>
+              </w:rPr>
+              <w:t>造故障工具</w:t>
+            </w:r>
+          </w:p>
+        </w:tc>
+        <w:tc>
+          <w:tcPr>
+            <w:vAlign w:val="center"/>
+            <w:tcW w:type="dxa" w:w="1521"/>
+          </w:tcPr>
+          <w:p>
+            <w:pPr>
+              <w:spacing w:before="30" w:after="30" w:line="269" w:lineRule="auto"/>
+            </w:pPr>
+            <w:r/>
+            <w:r>
+              <w:rPr>
+                <w:rFonts w:ascii="Consolas" w:hAnsi="Consolas" w:eastAsia="Consolas"/>
+                <w:b w:val="0"/>
+                <w:i w:val="0"/>
+                <w:color w:val="C0392B"/>
+                <w:sz w:val="17"/>
+              </w:rPr>
+              <w:t>/struct/fault</w:t>
+            </w:r>
+          </w:p>
+        </w:tc>
+        <w:tc>
+          <w:tcPr>
+            <w:vAlign w:val="center"/>
+            <w:tcW w:type="dxa" w:w="1033"/>
+          </w:tcPr>
+          <w:p>
+            <w:pPr>
+              <w:spacing w:before="30" w:after="30" w:line="269" w:lineRule="auto"/>
+            </w:pPr>
+            <w:r/>
+            <w:r>
+              <w:rPr>
+                <w:rFonts w:ascii="SimSun" w:hAnsi="SimSun" w:eastAsia="宋体"/>
+                <w:b w:val="0"/>
+                <w:i w:val="0"/>
+                <w:sz w:val="18"/>
+              </w:rPr>
+              <w:t>邓宇涵</w:t>
+            </w:r>
+          </w:p>
+        </w:tc>
+      </w:tr>
+      <w:tr>
+        <w:trPr>
+          <w:cantSplit/>
+        </w:trPr>
+        <w:tc>
+          <w:tcPr>
+            <w:vAlign w:val="center"/>
+            <w:tcW w:type="dxa" w:w="328"/>
+          </w:tcPr>
+          <w:p>
+            <w:pPr>
+              <w:spacing w:before="30" w:after="30" w:line="269" w:lineRule="auto"/>
+            </w:pPr>
+            <w:r/>
+            <w:r>
+              <w:rPr>
+                <w:rFonts w:ascii="SimSun" w:hAnsi="SimSun" w:eastAsia="宋体"/>
+                <w:b w:val="0"/>
+                <w:i w:val="0"/>
+                <w:sz w:val="18"/>
+              </w:rPr>
+              <w:t>23</w:t>
+            </w:r>
+          </w:p>
+        </w:tc>
+        <w:tc>
+          <w:tcPr>
+            <w:vAlign w:val="center"/>
+            <w:tcW w:type="dxa" w:w="850"/>
+          </w:tcPr>
+          <w:p>
+            <w:pPr>
+              <w:spacing w:before="30" w:after="30" w:line="269" w:lineRule="auto"/>
+            </w:pPr>
+            <w:r/>
+            <w:r>
+              <w:rPr>
+                <w:rFonts w:ascii="SimSun" w:hAnsi="SimSun" w:eastAsia="宋体"/>
+                <w:b w:val="0"/>
+                <w:i w:val="0"/>
+                <w:sz w:val="18"/>
+              </w:rPr>
+              <w:t>智能</w:t>
+            </w:r>
+          </w:p>
+        </w:tc>
+        <w:tc>
+          <w:tcPr>
+            <w:vAlign w:val="center"/>
+            <w:tcW w:type="dxa" w:w="5678"/>
+          </w:tcPr>
+          <w:p>
+            <w:pPr>
+              <w:spacing w:before="30" w:after="30" w:line="269" w:lineRule="auto"/>
+            </w:pPr>
+            <w:r/>
+            <w:r>
+              <w:rPr>
+                <w:rFonts w:ascii="SimSun" w:hAnsi="SimSun" w:eastAsia="宋体"/>
+                <w:b w:val="0"/>
+                <w:i w:val="0"/>
+                <w:sz w:val="18"/>
+              </w:rPr>
+              <w:t>设备状态</w:t>
+            </w:r>
+          </w:p>
+        </w:tc>
+        <w:tc>
+          <w:tcPr>
+            <w:vAlign w:val="center"/>
+            <w:tcW w:type="dxa" w:w="1521"/>
+          </w:tcPr>
+          <w:p>
+            <w:pPr>
+              <w:spacing w:before="30" w:after="30" w:line="269" w:lineRule="auto"/>
+            </w:pPr>
+            <w:r/>
+            <w:r>
+              <w:rPr>
+                <w:rFonts w:ascii="Consolas" w:hAnsi="Consolas" w:eastAsia="Consolas"/>
+                <w:b w:val="0"/>
+                <w:i w:val="0"/>
+                <w:color w:val="C0392B"/>
+                <w:sz w:val="17"/>
+              </w:rPr>
+              <w:t>/ai/devices</w:t>
+            </w:r>
+          </w:p>
+        </w:tc>
+        <w:tc>
+          <w:tcPr>
+            <w:vAlign w:val="center"/>
+            <w:tcW w:type="dxa" w:w="1033"/>
+          </w:tcPr>
+          <w:p>
+            <w:pPr>
+              <w:spacing w:before="30" w:after="30" w:line="269" w:lineRule="auto"/>
+            </w:pPr>
+            <w:r/>
+            <w:r>
+              <w:rPr>
+                <w:rFonts w:ascii="SimSun" w:hAnsi="SimSun" w:eastAsia="宋体"/>
+                <w:b w:val="0"/>
+                <w:i w:val="0"/>
+                <w:sz w:val="18"/>
+              </w:rPr>
+              <w:t>李志成</w:t>
+            </w:r>
+          </w:p>
+        </w:tc>
+      </w:tr>
+      <w:tr>
+        <w:trPr>
+          <w:cantSplit/>
+        </w:trPr>
+        <w:tc>
+          <w:tcPr>
+            <w:vAlign w:val="center"/>
+            <w:tcW w:type="dxa" w:w="328"/>
+          </w:tcPr>
+          <w:p>
+            <w:pPr>
+              <w:spacing w:before="30" w:after="30" w:line="269" w:lineRule="auto"/>
+            </w:pPr>
+            <w:r/>
+            <w:r>
+              <w:rPr>
+                <w:rFonts w:ascii="SimSun" w:hAnsi="SimSun" w:eastAsia="宋体"/>
+                <w:b w:val="0"/>
+                <w:i w:val="0"/>
+                <w:sz w:val="18"/>
+              </w:rPr>
+              <w:t>24</w:t>
+            </w:r>
+          </w:p>
+        </w:tc>
+        <w:tc>
+          <w:tcPr>
+            <w:vAlign w:val="center"/>
+            <w:tcW w:type="dxa" w:w="850"/>
+          </w:tcPr>
+          <w:p>
+            <w:pPr>
+              <w:spacing w:before="30" w:after="30" w:line="269" w:lineRule="auto"/>
+            </w:pPr>
+            <w:r/>
+            <w:r>
+              <w:rPr>
+                <w:rFonts w:ascii="SimSun" w:hAnsi="SimSun" w:eastAsia="宋体"/>
+                <w:b w:val="0"/>
+                <w:i w:val="0"/>
+                <w:sz w:val="18"/>
+              </w:rPr>
+              <w:t>智能</w:t>
+            </w:r>
+          </w:p>
+        </w:tc>
+        <w:tc>
+          <w:tcPr>
+            <w:vAlign w:val="center"/>
+            <w:tcW w:type="dxa" w:w="5678"/>
+          </w:tcPr>
+          <w:p>
+            <w:pPr>
+              <w:spacing w:before="30" w:after="30" w:line="269" w:lineRule="auto"/>
+            </w:pPr>
+            <w:r/>
+            <w:r>
+              <w:rPr>
+                <w:rFonts w:ascii="SimSun" w:hAnsi="SimSun" w:eastAsia="宋体"/>
+                <w:b w:val="0"/>
+                <w:i w:val="0"/>
+                <w:sz w:val="18"/>
+              </w:rPr>
+              <w:t>指令日志</w:t>
+            </w:r>
+          </w:p>
+        </w:tc>
+        <w:tc>
+          <w:tcPr>
+            <w:vAlign w:val="center"/>
+            <w:tcW w:type="dxa" w:w="1521"/>
+          </w:tcPr>
+          <w:p>
+            <w:pPr>
+              <w:spacing w:before="30" w:after="30" w:line="269" w:lineRule="auto"/>
+            </w:pPr>
+            <w:r/>
+            <w:r>
+              <w:rPr>
+                <w:rFonts w:ascii="Consolas" w:hAnsi="Consolas" w:eastAsia="Consolas"/>
+                <w:b w:val="0"/>
+                <w:i w:val="0"/>
+                <w:color w:val="C0392B"/>
+                <w:sz w:val="17"/>
+              </w:rPr>
+              <w:t>/ai/commands</w:t>
+            </w:r>
+          </w:p>
+        </w:tc>
+        <w:tc>
+          <w:tcPr>
+            <w:vAlign w:val="center"/>
+            <w:tcW w:type="dxa" w:w="1033"/>
+          </w:tcPr>
+          <w:p>
+            <w:pPr>
+              <w:spacing w:before="30" w:after="30" w:line="269" w:lineRule="auto"/>
+            </w:pPr>
+            <w:r/>
+            <w:r>
+              <w:rPr>
+                <w:rFonts w:ascii="SimSun" w:hAnsi="SimSun" w:eastAsia="宋体"/>
+                <w:b w:val="0"/>
+                <w:i w:val="0"/>
+                <w:sz w:val="18"/>
+              </w:rPr>
+              <w:t>李志成</w:t>
             </w:r>
           </w:p>
         </w:tc>
@@ -1901,11 +3792,20 @@
       <w:r>
         <w:rPr>
           <w:rFonts w:ascii="SimSun" w:hAnsi="SimSun" w:eastAsia="宋体"/>
+          <w:b/>
+          <w:i w:val="0"/>
+          <w:sz w:val="20"/>
+        </w:rPr>
+        <w:t>🔴「领域负责人」是什么意思</w:t>
+      </w:r>
+      <w:r>
+        <w:rPr>
+          <w:rFonts w:ascii="SimSun" w:hAnsi="SimSun" w:eastAsia="宋体"/>
           <w:b w:val="0"/>
           <w:i w:val="0"/>
           <w:sz w:val="20"/>
         </w:rPr>
-        <w:t xml:space="preserve">✅ </w:t>
+        <w:t>：</w:t>
       </w:r>
       <w:r>
         <w:rPr>
@@ -1914,16 +3814,7 @@
           <w:i w:val="0"/>
           <w:sz w:val="20"/>
         </w:rPr>
-        <w:t>一处纠正</w:t>
-      </w:r>
-      <w:r>
-        <w:rPr>
-          <w:rFonts w:ascii="SimSun" w:hAnsi="SimSun" w:eastAsia="宋体"/>
-          <w:b w:val="0"/>
-          <w:i w:val="0"/>
-          <w:sz w:val="20"/>
-        </w:rPr>
-        <w:t>：《菜单结构与页面清单》写"鱼类 ← 刘桐麟（4 页）"，</w:t>
+        <w:t>不是"他写这个页面的代码"。</w:t>
       </w:r>
     </w:p>
     <w:p>
@@ -1942,25 +3833,7 @@
           <w:i w:val="0"/>
           <w:sz w:val="20"/>
         </w:rPr>
-        <w:t xml:space="preserve">那是 </w:t>
-      </w:r>
-      <w:r>
-        <w:rPr>
-          <w:rFonts w:ascii="SimSun" w:hAnsi="SimSun" w:eastAsia="宋体"/>
-          <w:b/>
-          <w:i w:val="0"/>
-          <w:sz w:val="20"/>
-        </w:rPr>
-        <w:t>10-02 分工变更之前</w:t>
-      </w:r>
-      <w:r>
-        <w:rPr>
-          <w:rFonts w:ascii="SimSun" w:hAnsi="SimSun" w:eastAsia="宋体"/>
-          <w:b w:val="0"/>
-          <w:i w:val="0"/>
-          <w:sz w:val="20"/>
-        </w:rPr>
-        <w:t xml:space="preserve">的口径。按 </w:t>
+        <w:t xml:space="preserve">按 </w:t>
       </w:r>
       <w:r>
         <w:rPr>
@@ -1979,7 +3852,7 @@
           <w:i w:val="0"/>
           <w:sz w:val="20"/>
         </w:rPr>
-        <w:t xml:space="preserve"> v1.3（</w:t>
+        <w:t xml:space="preserve"> </w:t>
       </w:r>
       <w:r>
         <w:rPr>
@@ -1988,7 +3861,7 @@
           <w:i w:val="0"/>
           <w:sz w:val="20"/>
         </w:rPr>
-        <w:t>主记录为准</w:t>
+        <w:t>1.5 节</w:t>
       </w:r>
       <w:r>
         <w:rPr>
@@ -1997,7 +3870,25 @@
           <w:i w:val="0"/>
           <w:sz w:val="20"/>
         </w:rPr>
-        <w:t>），</w:t>
+        <w:t>（2026-10-05 定），</w:t>
+      </w:r>
+      <w:r>
+        <w:rPr>
+          <w:rFonts w:ascii="SimSun" w:hAnsi="SimSun" w:eastAsia="宋体"/>
+          <w:b/>
+          <w:i w:val="0"/>
+          <w:sz w:val="20"/>
+        </w:rPr>
+        <w:t>全部代码由 AI 实现</w:t>
+      </w:r>
+      <w:r>
+        <w:rPr>
+          <w:rFonts w:ascii="SimSun" w:hAnsi="SimSun" w:eastAsia="宋体"/>
+          <w:b w:val="0"/>
+          <w:i w:val="0"/>
+          <w:sz w:val="20"/>
+        </w:rPr>
+        <w:t>。</w:t>
       </w:r>
     </w:p>
     <w:p>
@@ -2012,11 +3903,20 @@
       <w:r>
         <w:rPr>
           <w:rFonts w:ascii="SimSun" w:hAnsi="SimSun" w:eastAsia="宋体"/>
+          <w:b w:val="0"/>
+          <w:i w:val="0"/>
+          <w:sz w:val="20"/>
+        </w:rPr>
+        <w:t>领域负责人负责：</w:t>
+      </w:r>
+      <w:r>
+        <w:rPr>
+          <w:rFonts w:ascii="SimSun" w:hAnsi="SimSun" w:eastAsia="宋体"/>
           <w:b/>
           <w:i w:val="0"/>
           <w:sz w:val="20"/>
         </w:rPr>
-        <w:t>鱼类 4 页归王浩然</w:t>
+        <w:t>这页要显示什么、字段口径对不对、数据从哪来、做完了他签字</w:t>
       </w:r>
       <w:r>
         <w:rPr>
@@ -2025,7 +3925,7 @@
           <w:i w:val="0"/>
           <w:sz w:val="20"/>
         </w:rPr>
-        <w:t>，队长只兼平台骨架与前端框架。</w:t>
+        <w:t>。</w:t>
       </w:r>
     </w:p>
     <w:p>
@@ -2041,6 +3941,80 @@
           <w:sz w:val="24"/>
         </w:rPr>
         <w:t>1.2 功能（按板块）</w:t>
+      </w:r>
+    </w:p>
+    <w:p>
+      <w:pPr>
+        <w:spacing w:before="80" w:after="80" w:line="293" w:lineRule="auto"/>
+        <w:ind w:left="238"/>
+        <w:keepNext/>
+        <w:pBdr>
+          <w:left w:val="single" w:sz="18" w:space="6" w:color="4472C4"/>
+        </w:pBdr>
+        <w:shd w:val="clear" w:color="auto" w:fill="F7F9FC"/>
+      </w:pPr>
+      <w:r>
+        <w:rPr>
+          <w:rFonts w:ascii="SimSun" w:hAnsi="SimSun" w:eastAsia="宋体"/>
+          <w:b w:val="0"/>
+          <w:i w:val="0"/>
+          <w:sz w:val="20"/>
+        </w:rPr>
+        <w:t xml:space="preserve">⚠️ </w:t>
+      </w:r>
+      <w:r>
+        <w:rPr>
+          <w:rFonts w:ascii="SimSun" w:hAnsi="SimSun" w:eastAsia="宋体"/>
+          <w:b/>
+          <w:i w:val="0"/>
+          <w:sz w:val="20"/>
+        </w:rPr>
+        <w:t>实现方式已变更</w:t>
+      </w:r>
+      <w:r>
+        <w:rPr>
+          <w:rFonts w:ascii="SimSun" w:hAnsi="SimSun" w:eastAsia="宋体"/>
+          <w:b w:val="0"/>
+          <w:i w:val="0"/>
+          <w:sz w:val="20"/>
+        </w:rPr>
+        <w:t>：下表的"（某人）"是</w:t>
+      </w:r>
+      <w:r>
+        <w:rPr>
+          <w:rFonts w:ascii="SimSun" w:hAnsi="SimSun" w:eastAsia="宋体"/>
+          <w:b/>
+          <w:i w:val="0"/>
+          <w:sz w:val="20"/>
+        </w:rPr>
+        <w:t>领域负责人</w:t>
+      </w:r>
+      <w:r>
+        <w:rPr>
+          <w:rFonts w:ascii="SimSun" w:hAnsi="SimSun" w:eastAsia="宋体"/>
+          <w:b w:val="0"/>
+          <w:i w:val="0"/>
+          <w:sz w:val="20"/>
+        </w:rPr>
+        <w:t xml:space="preserve">，不是写代码的人 —— </w:t>
+      </w:r>
+      <w:r>
+        <w:rPr>
+          <w:rFonts w:ascii="SimSun" w:hAnsi="SimSun" w:eastAsia="宋体"/>
+          <w:b/>
+          <w:i w:val="0"/>
+          <w:sz w:val="20"/>
+        </w:rPr>
+        <w:t>代码全部由 AI 实现</w:t>
+      </w:r>
+      <w:r>
+        <w:rPr>
+          <w:rFonts w:ascii="SimSun" w:hAnsi="SimSun" w:eastAsia="宋体"/>
+          <w:b w:val="0"/>
+          <w:i w:val="0"/>
+          <w:sz w:val="20"/>
+        </w:rPr>
+        <w:t>。</w:t>
       </w:r>
     </w:p>
     <w:tbl>
@@ -2657,11 +4631,20 @@
             <w:r>
               <w:rPr>
                 <w:rFonts w:ascii="SimSun" w:hAnsi="SimSun" w:eastAsia="宋体"/>
+                <w:b/>
+                <w:i w:val="0"/>
+                <w:sz w:val="18"/>
+              </w:rPr>
+              <w:t>全部由 AI 实现</w:t>
+            </w:r>
+            <w:r>
+              <w:rPr>
+                <w:rFonts w:ascii="SimSun" w:hAnsi="SimSun" w:eastAsia="宋体"/>
                 <w:b w:val="0"/>
                 <w:i w:val="0"/>
                 <w:sz w:val="18"/>
               </w:rPr>
-              <w:t xml:space="preserve">五人各自的兼活，见 </w:t>
+              <w:t xml:space="preserve">，见 </w:t>
             </w:r>
             <w:r>
               <w:rPr>
@@ -2671,7 +4654,16 @@
                 <w:color w:val="C0392B"/>
                 <w:sz w:val="17"/>
               </w:rPr>
-              <w:t>公共件清单.md</w:t>
+              <w:t>项目记录.md</w:t>
+            </w:r>
+            <w:r>
+              <w:rPr>
+                <w:rFonts w:ascii="SimSun" w:hAnsi="SimSun" w:eastAsia="宋体"/>
+                <w:b w:val="0"/>
+                <w:i w:val="0"/>
+                <w:sz w:val="18"/>
+              </w:rPr>
+              <w:t xml:space="preserve"> 1.5 节</w:t>
             </w:r>
           </w:p>
         </w:tc>
@@ -4835,7 +6827,68 @@
           <w:color w:val="1F3864"/>
           <w:sz w:val="26"/>
         </w:rPr>
-        <w:t>五、10-16 初版验收标准（冻结）</w:t>
+        <w:t>五、验收标准（冻结）</w:t>
+      </w:r>
+    </w:p>
+    <w:p>
+      <w:pPr>
+        <w:keepNext/>
+        <w:spacing w:before="140" w:after="80" w:line="276" w:lineRule="auto"/>
+      </w:pPr>
+      <w:r>
+        <w:rPr>
+          <w:rFonts w:ascii="SimHei" w:hAnsi="SimHei" w:eastAsia="黑体"/>
+          <w:b/>
+          <w:color w:val="2F5496"/>
+          <w:sz w:val="24"/>
+        </w:rPr>
+        <w:t>5.1 🔴 10-09「基本可用初版」验收 —— 最近的硬线，3.5 天后</w:t>
+      </w:r>
+    </w:p>
+    <w:p>
+      <w:pPr>
+        <w:spacing w:before="80" w:after="80" w:line="293" w:lineRule="auto"/>
+        <w:ind w:left="238"/>
+        <w:pBdr>
+          <w:left w:val="single" w:sz="18" w:space="6" w:color="4472C4"/>
+        </w:pBdr>
+        <w:shd w:val="clear" w:color="auto" w:fill="F7F9FC"/>
+      </w:pPr>
+      <w:r>
+        <w:rPr>
+          <w:rFonts w:ascii="SimSun" w:hAnsi="SimSun" w:eastAsia="宋体"/>
+          <w:b/>
+          <w:i w:val="0"/>
+          <w:sz w:val="20"/>
+        </w:rPr>
+        <w:t>2026-10-05 新增里程碑</w:t>
+      </w:r>
+      <w:r>
+        <w:rPr>
+          <w:rFonts w:ascii="SimSun" w:hAnsi="SimSun" w:eastAsia="宋体"/>
+          <w:b w:val="0"/>
+          <w:i w:val="0"/>
+          <w:sz w:val="20"/>
+        </w:rPr>
+        <w:t xml:space="preserve">：初版由 10-16 提前到 </w:t>
+      </w:r>
+      <w:r>
+        <w:rPr>
+          <w:rFonts w:ascii="SimSun" w:hAnsi="SimSun" w:eastAsia="宋体"/>
+          <w:b/>
+          <w:i w:val="0"/>
+          <w:sz w:val="20"/>
+        </w:rPr>
+        <w:t>10-09</w:t>
+      </w:r>
+      <w:r>
+        <w:rPr>
+          <w:rFonts w:ascii="SimSun" w:hAnsi="SimSun" w:eastAsia="宋体"/>
+          <w:b w:val="0"/>
+          <w:i w:val="0"/>
+          <w:sz w:val="20"/>
+        </w:rPr>
+        <w:t>。原 10-16 标准不再适用。</w:t>
       </w:r>
     </w:p>
     <w:p>
@@ -4850,361 +6903,7 @@
           <w:i w:val="0"/>
           <w:sz w:val="21"/>
         </w:rPr>
-        <w:t>判断标准只有三条</w:t>
-      </w:r>
-      <w:r>
-        <w:rPr>
-          <w:rFonts w:ascii="SimSun" w:hAnsi="SimSun" w:eastAsia="宋体"/>
-          <w:b w:val="0"/>
-          <w:i w:val="0"/>
-          <w:sz w:val="21"/>
-        </w:rPr>
-        <w:t xml:space="preserve">（取自 </w:t>
-      </w:r>
-      <w:r>
-        <w:rPr>
-          <w:rFonts w:ascii="Consolas" w:hAnsi="Consolas" w:eastAsia="Consolas"/>
-          <w:b w:val="0"/>
-          <w:i w:val="0"/>
-          <w:color w:val="C0392B"/>
-          <w:sz w:val="20"/>
-        </w:rPr>
-        <w:t>项目记录.md</w:t>
-      </w:r>
-      <w:r>
-        <w:rPr>
-          <w:rFonts w:ascii="SimSun" w:hAnsi="SimSun" w:eastAsia="宋体"/>
-          <w:b w:val="0"/>
-          <w:i w:val="0"/>
-          <w:sz w:val="21"/>
-        </w:rPr>
-        <w:t>）：</w:t>
-      </w:r>
-    </w:p>
-    <w:tbl>
-      <w:tblPr>
-        <w:tblStyle w:val="TableGrid"/>
-        <w:jc w:val="center"/>
-        <w:tblLook w:firstColumn="1" w:firstRow="1" w:lastColumn="0" w:lastRow="0" w:noHBand="0" w:noVBand="1" w:val="04A0"/>
-        <w:tblLayout w:type="fixed"/>
-        <w:tblW w:type="dxa" w:w="9412"/>
-        <w:tblCellMar>
-          <w:top w:w="0" w:type="dxa"/>
-          <w:left w:w="56" w:type="dxa"/>
-          <w:bottom w:w="0" w:type="dxa"/>
-          <w:right w:w="56" w:type="dxa"/>
-        </w:tblCellMar>
-      </w:tblPr>
-      <w:tblGrid>
-        <w:gridCol w:w="222"/>
-        <w:gridCol w:w="2068"/>
-        <w:gridCol w:w="7121"/>
-      </w:tblGrid>
-      <w:tr>
-        <w:trPr>
-          <w:cantSplit/>
-          <w:tblHeader/>
-        </w:trPr>
-        <w:tc>
-          <w:tcPr>
-            <w:vAlign w:val="center"/>
-            <w:shd w:val="clear" w:color="auto" w:fill="DCE6F1"/>
-            <w:tcW w:type="dxa" w:w="222"/>
-          </w:tcPr>
-          <w:p>
-            <w:pPr>
-              <w:spacing w:before="30" w:after="30" w:line="269" w:lineRule="auto"/>
-            </w:pPr>
-            <w:r/>
-            <w:r>
-              <w:rPr>
-                <w:rFonts w:ascii="SimSun" w:hAnsi="SimSun" w:eastAsia="宋体"/>
-                <w:b/>
-                <w:i w:val="0"/>
-                <w:sz w:val="18"/>
-              </w:rPr>
-              <w:t>#</w:t>
-            </w:r>
-          </w:p>
-        </w:tc>
-        <w:tc>
-          <w:tcPr>
-            <w:vAlign w:val="center"/>
-            <w:shd w:val="clear" w:color="auto" w:fill="DCE6F1"/>
-            <w:tcW w:type="dxa" w:w="2068"/>
-          </w:tcPr>
-          <w:p>
-            <w:pPr>
-              <w:spacing w:before="30" w:after="30" w:line="269" w:lineRule="auto"/>
-            </w:pPr>
-            <w:r/>
-            <w:r>
-              <w:rPr>
-                <w:rFonts w:ascii="SimSun" w:hAnsi="SimSun" w:eastAsia="宋体"/>
-                <w:b/>
-                <w:i w:val="0"/>
-                <w:sz w:val="18"/>
-              </w:rPr>
-              <w:t>标准</w:t>
-            </w:r>
-          </w:p>
-        </w:tc>
-        <w:tc>
-          <w:tcPr>
-            <w:vAlign w:val="center"/>
-            <w:shd w:val="clear" w:color="auto" w:fill="DCE6F1"/>
-            <w:tcW w:type="dxa" w:w="7121"/>
-          </w:tcPr>
-          <w:p>
-            <w:pPr>
-              <w:spacing w:before="30" w:after="30" w:line="269" w:lineRule="auto"/>
-            </w:pPr>
-            <w:r/>
-            <w:r>
-              <w:rPr>
-                <w:rFonts w:ascii="SimSun" w:hAnsi="SimSun" w:eastAsia="宋体"/>
-                <w:b/>
-                <w:i w:val="0"/>
-                <w:sz w:val="18"/>
-              </w:rPr>
-              <w:t>怎么验</w:t>
-            </w:r>
-          </w:p>
-        </w:tc>
-      </w:tr>
-      <w:tr>
-        <w:trPr>
-          <w:cantSplit/>
-        </w:trPr>
-        <w:tc>
-          <w:tcPr>
-            <w:vAlign w:val="center"/>
-            <w:tcW w:type="dxa" w:w="222"/>
-          </w:tcPr>
-          <w:p>
-            <w:pPr>
-              <w:spacing w:before="30" w:after="30" w:line="269" w:lineRule="auto"/>
-            </w:pPr>
-            <w:r/>
-            <w:r>
-              <w:rPr>
-                <w:rFonts w:ascii="SimSun" w:hAnsi="SimSun" w:eastAsia="宋体"/>
-                <w:b w:val="0"/>
-                <w:i w:val="0"/>
-                <w:sz w:val="18"/>
-              </w:rPr>
-              <w:t>1</w:t>
-            </w:r>
-          </w:p>
-        </w:tc>
-        <w:tc>
-          <w:tcPr>
-            <w:vAlign w:val="center"/>
-            <w:tcW w:type="dxa" w:w="2068"/>
-          </w:tcPr>
-          <w:p>
-            <w:pPr>
-              <w:spacing w:before="30" w:after="30" w:line="269" w:lineRule="auto"/>
-            </w:pPr>
-            <w:r/>
-            <w:r>
-              <w:rPr>
-                <w:rFonts w:ascii="SimSun" w:hAnsi="SimSun" w:eastAsia="宋体"/>
-                <w:b/>
-                <w:i w:val="0"/>
-                <w:sz w:val="18"/>
-              </w:rPr>
-              <w:t>各板块页面能打开</w:t>
-            </w:r>
-          </w:p>
-        </w:tc>
-        <w:tc>
-          <w:tcPr>
-            <w:vAlign w:val="center"/>
-            <w:tcW w:type="dxa" w:w="7121"/>
-          </w:tcPr>
-          <w:p>
-            <w:pPr>
-              <w:spacing w:before="30" w:after="30" w:line="269" w:lineRule="auto"/>
-            </w:pPr>
-            <w:r/>
-            <w:r>
-              <w:rPr>
-                <w:rFonts w:ascii="SimSun" w:hAnsi="SimSun" w:eastAsia="宋体"/>
-                <w:b w:val="0"/>
-                <w:i w:val="0"/>
-                <w:sz w:val="18"/>
-              </w:rPr>
-              <w:t>15 个路由逐一点开，不白屏</w:t>
-            </w:r>
-          </w:p>
-        </w:tc>
-      </w:tr>
-      <w:tr>
-        <w:trPr>
-          <w:cantSplit/>
-        </w:trPr>
-        <w:tc>
-          <w:tcPr>
-            <w:vAlign w:val="center"/>
-            <w:tcW w:type="dxa" w:w="222"/>
-          </w:tcPr>
-          <w:p>
-            <w:pPr>
-              <w:spacing w:before="30" w:after="30" w:line="269" w:lineRule="auto"/>
-            </w:pPr>
-            <w:r/>
-            <w:r>
-              <w:rPr>
-                <w:rFonts w:ascii="SimSun" w:hAnsi="SimSun" w:eastAsia="宋体"/>
-                <w:b w:val="0"/>
-                <w:i w:val="0"/>
-                <w:sz w:val="18"/>
-              </w:rPr>
-              <w:t>2</w:t>
-            </w:r>
-          </w:p>
-        </w:tc>
-        <w:tc>
-          <w:tcPr>
-            <w:vAlign w:val="center"/>
-            <w:tcW w:type="dxa" w:w="2068"/>
-          </w:tcPr>
-          <w:p>
-            <w:pPr>
-              <w:spacing w:before="30" w:after="30" w:line="269" w:lineRule="auto"/>
-            </w:pPr>
-            <w:r/>
-            <w:r>
-              <w:rPr>
-                <w:rFonts w:ascii="SimSun" w:hAnsi="SimSun" w:eastAsia="宋体"/>
-                <w:b/>
-                <w:i w:val="0"/>
-                <w:sz w:val="18"/>
-              </w:rPr>
-              <w:t>数据能流</w:t>
-            </w:r>
-          </w:p>
-        </w:tc>
-        <w:tc>
-          <w:tcPr>
-            <w:vAlign w:val="center"/>
-            <w:tcW w:type="dxa" w:w="7121"/>
-          </w:tcPr>
-          <w:p>
-            <w:pPr>
-              <w:spacing w:before="30" w:after="30" w:line="269" w:lineRule="auto"/>
-            </w:pPr>
-            <w:r/>
-            <w:r>
-              <w:rPr>
-                <w:rFonts w:ascii="SimSun" w:hAnsi="SimSun" w:eastAsia="宋体"/>
-                <w:b w:val="0"/>
-                <w:i w:val="0"/>
-                <w:sz w:val="18"/>
-              </w:rPr>
-              <w:t>至少水温一条竖线打通：仿真数据 → 接口 → 页面画出曲线</w:t>
-            </w:r>
-          </w:p>
-        </w:tc>
-      </w:tr>
-      <w:tr>
-        <w:trPr>
-          <w:cantSplit/>
-        </w:trPr>
-        <w:tc>
-          <w:tcPr>
-            <w:vAlign w:val="center"/>
-            <w:tcW w:type="dxa" w:w="222"/>
-          </w:tcPr>
-          <w:p>
-            <w:pPr>
-              <w:spacing w:before="30" w:after="30" w:line="269" w:lineRule="auto"/>
-            </w:pPr>
-            <w:r/>
-            <w:r>
-              <w:rPr>
-                <w:rFonts w:ascii="SimSun" w:hAnsi="SimSun" w:eastAsia="宋体"/>
-                <w:b w:val="0"/>
-                <w:i w:val="0"/>
-                <w:sz w:val="18"/>
-              </w:rPr>
-              <w:t>3</w:t>
-            </w:r>
-          </w:p>
-        </w:tc>
-        <w:tc>
-          <w:tcPr>
-            <w:vAlign w:val="center"/>
-            <w:tcW w:type="dxa" w:w="2068"/>
-          </w:tcPr>
-          <w:p>
-            <w:pPr>
-              <w:spacing w:before="30" w:after="30" w:line="269" w:lineRule="auto"/>
-            </w:pPr>
-            <w:r/>
-            <w:r>
-              <w:rPr>
-                <w:rFonts w:ascii="SimSun" w:hAnsi="SimSun" w:eastAsia="宋体"/>
-                <w:b/>
-                <w:i w:val="0"/>
-                <w:sz w:val="18"/>
-              </w:rPr>
-              <w:t>命令能发出去</w:t>
-            </w:r>
-          </w:p>
-        </w:tc>
-        <w:tc>
-          <w:tcPr>
-            <w:vAlign w:val="center"/>
-            <w:tcW w:type="dxa" w:w="7121"/>
-          </w:tcPr>
-          <w:p>
-            <w:pPr>
-              <w:spacing w:before="30" w:after="30" w:line="269" w:lineRule="auto"/>
-            </w:pPr>
-            <w:r/>
-            <w:r>
-              <w:rPr>
-                <w:rFonts w:ascii="SimSun" w:hAnsi="SimSun" w:eastAsia="宋体"/>
-                <w:b w:val="0"/>
-                <w:i w:val="0"/>
-                <w:sz w:val="18"/>
-              </w:rPr>
-              <w:t xml:space="preserve">一条投喂命令走完 </w:t>
-            </w:r>
-            <w:r>
-              <w:rPr>
-                <w:rFonts w:ascii="Consolas" w:hAnsi="Consolas" w:eastAsia="Consolas"/>
-                <w:b w:val="0"/>
-                <w:i w:val="0"/>
-                <w:color w:val="C0392B"/>
-                <w:sz w:val="17"/>
-              </w:rPr>
-              <w:t>created → sent → acknowledged → success</w:t>
-            </w:r>
-          </w:p>
-        </w:tc>
-      </w:tr>
-    </w:tbl>
-    <w:p>
-      <w:pPr>
-        <w:spacing w:before="0" w:after="40" w:line="96" w:lineRule="auto"/>
-      </w:pPr>
-    </w:p>
-    <w:p>
-      <w:pPr>
-        <w:keepNext/>
-        <w:spacing w:before="0" w:after="80" w:line="307" w:lineRule="auto"/>
-      </w:pPr>
-      <w:r>
-        <w:rPr>
-          <w:rFonts w:ascii="SimSun" w:hAnsi="SimSun" w:eastAsia="宋体"/>
-          <w:b/>
-          <w:i w:val="0"/>
-          <w:sz w:val="21"/>
-        </w:rPr>
-        <w:t>外加两条本清单新增</w:t>
+        <w:t>四条，缺一条不算初版</w:t>
       </w:r>
       <w:r>
         <w:rPr>
@@ -5232,8 +6931,8 @@
       </w:tblPr>
       <w:tblGrid>
         <w:gridCol w:w="222"/>
-        <w:gridCol w:w="4422"/>
-        <w:gridCol w:w="4767"/>
+        <w:gridCol w:w="2854"/>
+        <w:gridCol w:w="6335"/>
       </w:tblGrid>
       <w:tr>
         <w:trPr>
@@ -5266,7 +6965,7 @@
           <w:tcPr>
             <w:vAlign w:val="center"/>
             <w:shd w:val="clear" w:color="auto" w:fill="DCE6F1"/>
-            <w:tcW w:type="dxa" w:w="4422"/>
+            <w:tcW w:type="dxa" w:w="2854"/>
           </w:tcPr>
           <w:p>
             <w:pPr>
@@ -5288,7 +6987,7 @@
           <w:tcPr>
             <w:vAlign w:val="center"/>
             <w:shd w:val="clear" w:color="auto" w:fill="DCE6F1"/>
-            <w:tcW w:type="dxa" w:w="4767"/>
+            <w:tcW w:type="dxa" w:w="6335"/>
           </w:tcPr>
           <w:p>
             <w:pPr>
@@ -5324,18 +7023,18 @@
             <w:r>
               <w:rPr>
                 <w:rFonts w:ascii="SimSun" w:hAnsi="SimSun" w:eastAsia="宋体"/>
-                <w:b w:val="0"/>
-                <w:i w:val="0"/>
-                <w:sz w:val="18"/>
-              </w:rPr>
-              <w:t>4</w:t>
+                <w:b/>
+                <w:i w:val="0"/>
+                <w:sz w:val="18"/>
+              </w:rPr>
+              <w:t>1</w:t>
             </w:r>
           </w:p>
         </w:tc>
         <w:tc>
           <w:tcPr>
             <w:vAlign w:val="center"/>
-            <w:tcW w:type="dxa" w:w="4422"/>
+            <w:tcW w:type="dxa" w:w="2854"/>
           </w:tcPr>
           <w:p>
             <w:pPr>
@@ -5349,14 +7048,14 @@
                 <w:i w:val="0"/>
                 <w:sz w:val="18"/>
               </w:rPr>
-              <w:t>数据来源标签在每一页都出现</w:t>
+              <w:t>13 个页面都能打开，不白屏</w:t>
             </w:r>
           </w:p>
         </w:tc>
         <w:tc>
           <w:tcPr>
             <w:vAlign w:val="center"/>
-            <w:tcW w:type="dxa" w:w="4767"/>
+            <w:tcW w:type="dxa" w:w="6335"/>
           </w:tcPr>
           <w:p>
             <w:pPr>
@@ -5370,7 +7069,7 @@
                 <w:i w:val="0"/>
                 <w:sz w:val="18"/>
               </w:rPr>
-              <w:t>纪律 4，缺一页算没做完</w:t>
+              <w:t>13 个路由逐个点开（见 1.1 阶段一）</w:t>
             </w:r>
           </w:p>
         </w:tc>
@@ -5392,18 +7091,18 @@
             <w:r>
               <w:rPr>
                 <w:rFonts w:ascii="SimSun" w:hAnsi="SimSun" w:eastAsia="宋体"/>
-                <w:b w:val="0"/>
-                <w:i w:val="0"/>
-                <w:sz w:val="18"/>
-              </w:rPr>
-              <w:t>5</w:t>
+                <w:b/>
+                <w:i w:val="0"/>
+                <w:sz w:val="18"/>
+              </w:rPr>
+              <w:t>2</w:t>
             </w:r>
           </w:p>
         </w:tc>
         <w:tc>
           <w:tcPr>
             <w:vAlign w:val="center"/>
-            <w:tcW w:type="dxa" w:w="4422"/>
+            <w:tcW w:type="dxa" w:w="2854"/>
           </w:tcPr>
           <w:p>
             <w:pPr>
@@ -5417,14 +7116,14 @@
                 <w:i w:val="0"/>
                 <w:sz w:val="18"/>
               </w:rPr>
-              <w:t>离线显示 — 而不是上一个值</w:t>
+              <w:t>一条竖线打通</w:t>
             </w:r>
           </w:p>
         </w:tc>
         <w:tc>
           <w:tcPr>
             <w:vAlign w:val="center"/>
-            <w:tcW w:type="dxa" w:w="4767"/>
+            <w:tcW w:type="dxa" w:w="6335"/>
           </w:tcPr>
           <w:p>
             <w:pPr>
@@ -5438,7 +7137,162 @@
                 <w:i w:val="0"/>
                 <w:sz w:val="18"/>
               </w:rPr>
-              <w:t>拔掉模拟器，页面必须看得出来</w:t>
+              <w:t xml:space="preserve">水温（仿真）→ 接口 → 页面画出曲线 → 越过阈值 → 出一条告警 → </w:t>
+            </w:r>
+            <w:r>
+              <w:rPr>
+                <w:rFonts w:ascii="SimSun" w:hAnsi="SimSun" w:eastAsia="宋体"/>
+                <w:b/>
+                <w:i w:val="0"/>
+                <w:sz w:val="18"/>
+              </w:rPr>
+              <w:t>点开看到"哪条数据触发的、命中了哪条规则"</w:t>
+            </w:r>
+          </w:p>
+        </w:tc>
+      </w:tr>
+      <w:tr>
+        <w:trPr>
+          <w:cantSplit/>
+        </w:trPr>
+        <w:tc>
+          <w:tcPr>
+            <w:vAlign w:val="center"/>
+            <w:tcW w:type="dxa" w:w="222"/>
+          </w:tcPr>
+          <w:p>
+            <w:pPr>
+              <w:spacing w:before="30" w:after="30" w:line="269" w:lineRule="auto"/>
+            </w:pPr>
+            <w:r/>
+            <w:r>
+              <w:rPr>
+                <w:rFonts w:ascii="SimSun" w:hAnsi="SimSun" w:eastAsia="宋体"/>
+                <w:b/>
+                <w:i w:val="0"/>
+                <w:sz w:val="18"/>
+              </w:rPr>
+              <w:t>3</w:t>
+            </w:r>
+          </w:p>
+        </w:tc>
+        <w:tc>
+          <w:tcPr>
+            <w:vAlign w:val="center"/>
+            <w:tcW w:type="dxa" w:w="2854"/>
+          </w:tcPr>
+          <w:p>
+            <w:pPr>
+              <w:spacing w:before="30" w:after="30" w:line="269" w:lineRule="auto"/>
+            </w:pPr>
+            <w:r/>
+            <w:r>
+              <w:rPr>
+                <w:rFonts w:ascii="SimSun" w:hAnsi="SimSun" w:eastAsia="宋体"/>
+                <w:b/>
+                <w:i w:val="0"/>
+                <w:sz w:val="18"/>
+              </w:rPr>
+              <w:t>一条命令能发出去</w:t>
+            </w:r>
+          </w:p>
+        </w:tc>
+        <w:tc>
+          <w:tcPr>
+            <w:vAlign w:val="center"/>
+            <w:tcW w:type="dxa" w:w="6335"/>
+          </w:tcPr>
+          <w:p>
+            <w:pPr>
+              <w:spacing w:before="30" w:after="30" w:line="269" w:lineRule="auto"/>
+            </w:pPr>
+            <w:r/>
+            <w:r>
+              <w:rPr>
+                <w:rFonts w:ascii="SimSun" w:hAnsi="SimSun" w:eastAsia="宋体"/>
+                <w:b w:val="0"/>
+                <w:i w:val="0"/>
+                <w:sz w:val="18"/>
+              </w:rPr>
+              <w:t xml:space="preserve">投喂命令走完 </w:t>
+            </w:r>
+            <w:r>
+              <w:rPr>
+                <w:rFonts w:ascii="Consolas" w:hAnsi="Consolas" w:eastAsia="Consolas"/>
+                <w:b w:val="0"/>
+                <w:i w:val="0"/>
+                <w:color w:val="C0392B"/>
+                <w:sz w:val="17"/>
+              </w:rPr>
+              <w:t>created → sent → acknowledged → success</w:t>
+            </w:r>
+          </w:p>
+        </w:tc>
+      </w:tr>
+      <w:tr>
+        <w:trPr>
+          <w:cantSplit/>
+        </w:trPr>
+        <w:tc>
+          <w:tcPr>
+            <w:vAlign w:val="center"/>
+            <w:tcW w:type="dxa" w:w="222"/>
+          </w:tcPr>
+          <w:p>
+            <w:pPr>
+              <w:spacing w:before="30" w:after="30" w:line="269" w:lineRule="auto"/>
+            </w:pPr>
+            <w:r/>
+            <w:r>
+              <w:rPr>
+                <w:rFonts w:ascii="SimSun" w:hAnsi="SimSun" w:eastAsia="宋体"/>
+                <w:b/>
+                <w:i w:val="0"/>
+                <w:sz w:val="18"/>
+              </w:rPr>
+              <w:t>4</w:t>
+            </w:r>
+          </w:p>
+        </w:tc>
+        <w:tc>
+          <w:tcPr>
+            <w:vAlign w:val="center"/>
+            <w:tcW w:type="dxa" w:w="2854"/>
+          </w:tcPr>
+          <w:p>
+            <w:pPr>
+              <w:spacing w:before="30" w:after="30" w:line="269" w:lineRule="auto"/>
+            </w:pPr>
+            <w:r/>
+            <w:r>
+              <w:rPr>
+                <w:rFonts w:ascii="SimSun" w:hAnsi="SimSun" w:eastAsia="宋体"/>
+                <w:b/>
+                <w:i w:val="0"/>
+                <w:sz w:val="18"/>
+              </w:rPr>
+              <w:t>数据来源标签每页都有；离线显示 — 而不是上一个值</w:t>
+            </w:r>
+          </w:p>
+        </w:tc>
+        <w:tc>
+          <w:tcPr>
+            <w:vAlign w:val="center"/>
+            <w:tcW w:type="dxa" w:w="6335"/>
+          </w:tcPr>
+          <w:p>
+            <w:pPr>
+              <w:spacing w:before="30" w:after="30" w:line="269" w:lineRule="auto"/>
+            </w:pPr>
+            <w:r/>
+            <w:r>
+              <w:rPr>
+                <w:rFonts w:ascii="SimSun" w:hAnsi="SimSun" w:eastAsia="宋体"/>
+                <w:b w:val="0"/>
+                <w:i w:val="0"/>
+                <w:sz w:val="18"/>
+              </w:rPr>
+              <w:t>纪律 4 + "不允许静默失败"</w:t>
             </w:r>
           </w:p>
         </w:tc>
@@ -5451,7 +7305,7 @@
     </w:p>
     <w:p>
       <w:pPr>
-        <w:spacing w:before="80" w:after="80" w:line="293" w:lineRule="auto"/>
+        <w:spacing w:before="80" w:after="40" w:line="293" w:lineRule="auto"/>
         <w:ind w:left="238"/>
         <w:pBdr>
           <w:left w:val="single" w:sz="18" w:space="6" w:color="4472C4"/>
@@ -5465,7 +7319,7 @@
           <w:i w:val="0"/>
           <w:sz w:val="20"/>
         </w:rPr>
-        <w:t>如果 11-14 前什么都来不及，第 2 条那条竖线本身就是能演示的最小产品。</w:t>
+        <w:t>优先级</w:t>
       </w:r>
       <w:r>
         <w:rPr>
@@ -5474,8 +7328,367 @@
           <w:i w:val="0"/>
           <w:sz w:val="20"/>
         </w:rPr>
-        <w:t>（《任务拆解》第二节）</w:t>
+        <w:t>：</w:t>
       </w:r>
+      <w:r>
+        <w:rPr>
+          <w:rFonts w:ascii="SimSun" w:hAnsi="SimSun" w:eastAsia="宋体"/>
+          <w:b/>
+          <w:i w:val="0"/>
+          <w:sz w:val="20"/>
+        </w:rPr>
+        <w:t>第 2、3 条是"能演示"的底线</w:t>
+      </w:r>
+      <w:r>
+        <w:rPr>
+          <w:rFonts w:ascii="SimSun" w:hAnsi="SimSun" w:eastAsia="宋体"/>
+          <w:b w:val="0"/>
+          <w:i w:val="0"/>
+          <w:sz w:val="20"/>
+        </w:rPr>
+        <w:t xml:space="preserve"> —— 缺了这两条，9 号那天就是"只能看不能动"。</w:t>
+      </w:r>
+    </w:p>
+    <w:p>
+      <w:pPr>
+        <w:spacing w:before="0" w:after="40" w:line="293" w:lineRule="auto"/>
+        <w:ind w:left="238"/>
+        <w:pBdr>
+          <w:left w:val="single" w:sz="18" w:space="6" w:color="4472C4"/>
+        </w:pBdr>
+        <w:shd w:val="clear" w:color="auto" w:fill="F7F9FC"/>
+      </w:pPr>
+      <w:r>
+        <w:rPr>
+          <w:rFonts w:ascii="SimSun" w:hAnsi="SimSun" w:eastAsia="宋体"/>
+          <w:b/>
+          <w:i w:val="0"/>
+          <w:sz w:val="20"/>
+        </w:rPr>
+        <w:t>9 号宁可少两页，也必须保住 2 和 3。</w:t>
+      </w:r>
+    </w:p>
+    <w:p>
+      <w:pPr>
+        <w:spacing w:before="0" w:after="80" w:line="293" w:lineRule="auto"/>
+        <w:ind w:left="238"/>
+        <w:pBdr>
+          <w:left w:val="single" w:sz="18" w:space="6" w:color="4472C4"/>
+        </w:pBdr>
+        <w:shd w:val="clear" w:color="auto" w:fill="F7F9FC"/>
+      </w:pPr>
+      <w:r>
+        <w:rPr>
+          <w:rFonts w:ascii="SimSun" w:hAnsi="SimSun" w:eastAsia="宋体"/>
+          <w:b w:val="0"/>
+          <w:i w:val="0"/>
+          <w:sz w:val="20"/>
+        </w:rPr>
+        <w:t>（《任务拆解》第二节：</w:t>
+      </w:r>
+      <w:r>
+        <w:rPr>
+          <w:rFonts w:ascii="SimSun" w:hAnsi="SimSun" w:eastAsia="宋体"/>
+          <w:b w:val="0"/>
+          <w:i/>
+          <w:sz w:val="20"/>
+        </w:rPr>
+        <w:t>"这条竖线本身就是能演示的最小产品。"</w:t>
+      </w:r>
+      <w:r>
+        <w:rPr>
+          <w:rFonts w:ascii="SimSun" w:hAnsi="SimSun" w:eastAsia="宋体"/>
+          <w:b w:val="0"/>
+          <w:i w:val="0"/>
+          <w:sz w:val="20"/>
+        </w:rPr>
+        <w:t>）</w:t>
+      </w:r>
+    </w:p>
+    <w:p>
+      <w:pPr>
+        <w:keepNext/>
+        <w:spacing w:before="140" w:after="80" w:line="276" w:lineRule="auto"/>
+      </w:pPr>
+      <w:r>
+        <w:rPr>
+          <w:rFonts w:ascii="SimHei" w:hAnsi="SimHei" w:eastAsia="黑体"/>
+          <w:b/>
+          <w:color w:val="2F5496"/>
+          <w:sz w:val="24"/>
+        </w:rPr>
+        <w:t>5.2 后续硬线验收</w:t>
+      </w:r>
+    </w:p>
+    <w:tbl>
+      <w:tblPr>
+        <w:tblStyle w:val="TableGrid"/>
+        <w:jc w:val="center"/>
+        <w:tblLook w:firstColumn="1" w:firstRow="1" w:lastColumn="0" w:lastRow="0" w:noHBand="0" w:noVBand="1" w:val="04A0"/>
+        <w:tblLayout w:type="fixed"/>
+        <w:tblW w:type="dxa" w:w="9412"/>
+        <w:tblCellMar>
+          <w:top w:w="0" w:type="dxa"/>
+          <w:left w:w="56" w:type="dxa"/>
+          <w:bottom w:w="0" w:type="dxa"/>
+          <w:right w:w="56" w:type="dxa"/>
+        </w:tblCellMar>
+      </w:tblPr>
+      <w:tblGrid>
+        <w:gridCol w:w="1092"/>
+        <w:gridCol w:w="8319"/>
+      </w:tblGrid>
+      <w:tr>
+        <w:trPr>
+          <w:cantSplit/>
+          <w:tblHeader/>
+        </w:trPr>
+        <w:tc>
+          <w:tcPr>
+            <w:vAlign w:val="center"/>
+            <w:shd w:val="clear" w:color="auto" w:fill="DCE6F1"/>
+            <w:tcW w:type="dxa" w:w="1092"/>
+          </w:tcPr>
+          <w:p>
+            <w:pPr>
+              <w:spacing w:before="30" w:after="30" w:line="269" w:lineRule="auto"/>
+            </w:pPr>
+            <w:r/>
+            <w:r>
+              <w:rPr>
+                <w:rFonts w:ascii="SimSun" w:hAnsi="SimSun" w:eastAsia="宋体"/>
+                <w:b/>
+                <w:i w:val="0"/>
+                <w:sz w:val="18"/>
+              </w:rPr>
+              <w:t>日期</w:t>
+            </w:r>
+          </w:p>
+        </w:tc>
+        <w:tc>
+          <w:tcPr>
+            <w:vAlign w:val="center"/>
+            <w:shd w:val="clear" w:color="auto" w:fill="DCE6F1"/>
+            <w:tcW w:type="dxa" w:w="8319"/>
+          </w:tcPr>
+          <w:p>
+            <w:pPr>
+              <w:spacing w:before="30" w:after="30" w:line="269" w:lineRule="auto"/>
+            </w:pPr>
+            <w:r/>
+            <w:r>
+              <w:rPr>
+                <w:rFonts w:ascii="SimSun" w:hAnsi="SimSun" w:eastAsia="宋体"/>
+                <w:b/>
+                <w:i w:val="0"/>
+                <w:sz w:val="18"/>
+              </w:rPr>
+              <w:t>判断标准</w:t>
+            </w:r>
+          </w:p>
+        </w:tc>
+      </w:tr>
+      <w:tr>
+        <w:trPr>
+          <w:cantSplit/>
+        </w:trPr>
+        <w:tc>
+          <w:tcPr>
+            <w:vAlign w:val="center"/>
+            <w:tcW w:type="dxa" w:w="1092"/>
+          </w:tcPr>
+          <w:p>
+            <w:pPr>
+              <w:spacing w:before="30" w:after="30" w:line="269" w:lineRule="auto"/>
+            </w:pPr>
+            <w:r/>
+            <w:r>
+              <w:rPr>
+                <w:rFonts w:ascii="SimSun" w:hAnsi="SimSun" w:eastAsia="宋体"/>
+                <w:b/>
+                <w:i w:val="0"/>
+                <w:sz w:val="18"/>
+              </w:rPr>
+              <w:t>10-16</w:t>
+            </w:r>
+          </w:p>
+        </w:tc>
+        <w:tc>
+          <w:tcPr>
+            <w:vAlign w:val="center"/>
+            <w:tcW w:type="dxa" w:w="8319"/>
+          </w:tcPr>
+          <w:p>
+            <w:pPr>
+              <w:spacing w:before="30" w:after="30" w:line="269" w:lineRule="auto"/>
+            </w:pPr>
+            <w:r/>
+            <w:r>
+              <w:rPr>
+                <w:rFonts w:ascii="SimSun" w:hAnsi="SimSun" w:eastAsia="宋体"/>
+                <w:b w:val="0"/>
+                <w:i w:val="0"/>
+                <w:sz w:val="18"/>
+              </w:rPr>
+              <w:t>24 页中至少 18 页能开；竖线与命令稳定；</w:t>
+            </w:r>
+            <w:r>
+              <w:rPr>
+                <w:rFonts w:ascii="SimSun" w:hAnsi="SimSun" w:eastAsia="宋体"/>
+                <w:b/>
+                <w:i w:val="0"/>
+                <w:sz w:val="18"/>
+              </w:rPr>
+              <w:t>开始长跑计时</w:t>
+            </w:r>
+          </w:p>
+        </w:tc>
+      </w:tr>
+      <w:tr>
+        <w:trPr>
+          <w:cantSplit/>
+        </w:trPr>
+        <w:tc>
+          <w:tcPr>
+            <w:vAlign w:val="center"/>
+            <w:tcW w:type="dxa" w:w="1092"/>
+          </w:tcPr>
+          <w:p>
+            <w:pPr>
+              <w:spacing w:before="30" w:after="30" w:line="269" w:lineRule="auto"/>
+            </w:pPr>
+            <w:r/>
+            <w:r>
+              <w:rPr>
+                <w:rFonts w:ascii="SimSun" w:hAnsi="SimSun" w:eastAsia="宋体"/>
+                <w:b/>
+                <w:i w:val="0"/>
+                <w:sz w:val="18"/>
+              </w:rPr>
+              <w:t>10-23 终版</w:t>
+            </w:r>
+          </w:p>
+        </w:tc>
+        <w:tc>
+          <w:tcPr>
+            <w:vAlign w:val="center"/>
+            <w:tcW w:type="dxa" w:w="8319"/>
+          </w:tcPr>
+          <w:p>
+            <w:pPr>
+              <w:spacing w:before="30" w:after="30" w:line="269" w:lineRule="auto"/>
+            </w:pPr>
+            <w:r/>
+            <w:r>
+              <w:rPr>
+                <w:rFonts w:ascii="SimSun" w:hAnsi="SimSun" w:eastAsia="宋体"/>
+                <w:b/>
+                <w:i w:val="0"/>
+                <w:sz w:val="18"/>
+              </w:rPr>
+              <w:t>24 页全部能开</w:t>
+            </w:r>
+            <w:r>
+              <w:rPr>
+                <w:rFonts w:ascii="SimSun" w:hAnsi="SimSun" w:eastAsia="宋体"/>
+                <w:b w:val="0"/>
+                <w:i w:val="0"/>
+                <w:sz w:val="18"/>
+              </w:rPr>
+              <w:t>；功能做完，能演示、能验证</w:t>
+            </w:r>
+          </w:p>
+        </w:tc>
+      </w:tr>
+      <w:tr>
+        <w:trPr>
+          <w:cantSplit/>
+        </w:trPr>
+        <w:tc>
+          <w:tcPr>
+            <w:vAlign w:val="center"/>
+            <w:tcW w:type="dxa" w:w="1092"/>
+          </w:tcPr>
+          <w:p>
+            <w:pPr>
+              <w:spacing w:before="30" w:after="30" w:line="269" w:lineRule="auto"/>
+            </w:pPr>
+            <w:r/>
+            <w:r>
+              <w:rPr>
+                <w:rFonts w:ascii="SimSun" w:hAnsi="SimSun" w:eastAsia="宋体"/>
+                <w:b/>
+                <w:i w:val="0"/>
+                <w:sz w:val="18"/>
+              </w:rPr>
+              <w:t>11-05</w:t>
+            </w:r>
+          </w:p>
+        </w:tc>
+        <w:tc>
+          <w:tcPr>
+            <w:vAlign w:val="center"/>
+            <w:tcW w:type="dxa" w:w="8319"/>
+          </w:tcPr>
+          <w:p>
+            <w:pPr>
+              <w:spacing w:before="30" w:after="30" w:line="269" w:lineRule="auto"/>
+            </w:pPr>
+            <w:r/>
+            <w:r>
+              <w:rPr>
+                <w:rFonts w:ascii="SimSun" w:hAnsi="SimSun" w:eastAsia="宋体"/>
+                <w:b w:val="0"/>
+                <w:i w:val="0"/>
+                <w:sz w:val="18"/>
+              </w:rPr>
+              <w:t>演示环境冻结（</w:t>
+            </w:r>
+            <w:r>
+              <w:rPr>
+                <w:rFonts w:ascii="SimSun" w:hAnsi="SimSun" w:eastAsia="宋体"/>
+                <w:b/>
+                <w:i w:val="0"/>
+                <w:sz w:val="18"/>
+              </w:rPr>
+              <w:t>一键启动、离线自包含</w:t>
+            </w:r>
+            <w:r>
+              <w:rPr>
+                <w:rFonts w:ascii="SimSun" w:hAnsi="SimSun" w:eastAsia="宋体"/>
+                <w:b w:val="0"/>
+                <w:i w:val="0"/>
+                <w:sz w:val="18"/>
+              </w:rPr>
+              <w:t xml:space="preserve"> —— 见 </w:t>
+            </w:r>
+            <w:r>
+              <w:rPr>
+                <w:rFonts w:ascii="Consolas" w:hAnsi="Consolas" w:eastAsia="Consolas"/>
+                <w:b w:val="0"/>
+                <w:i w:val="0"/>
+                <w:color w:val="C0392B"/>
+                <w:sz w:val="17"/>
+              </w:rPr>
+              <w:t>项目记录.md</w:t>
+            </w:r>
+            <w:r>
+              <w:rPr>
+                <w:rFonts w:ascii="SimSun" w:hAnsi="SimSun" w:eastAsia="宋体"/>
+                <w:b w:val="0"/>
+                <w:i w:val="0"/>
+                <w:sz w:val="18"/>
+              </w:rPr>
+              <w:t xml:space="preserve"> 1.5 节风险 R1）</w:t>
+            </w:r>
+          </w:p>
+        </w:tc>
+      </w:tr>
+    </w:tbl>
+    <w:p>
+      <w:pPr>
+        <w:spacing w:before="0" w:after="40" w:line="96" w:lineRule="auto"/>
+      </w:pPr>
     </w:p>
     <w:p>
       <w:pPr>
